--- a/docs/素材库优化方案实施文档.docx
+++ b/docs/素材库优化方案实施文档.docx
@@ -4238,6 +4238,15 @@
       </w:pPr>
       <w:r>
         <w:t>图片使用缩略图缓存并以 object-fit: contain 完整显示；视频通过经过 Worker 项目边界校验的本地媒体源，在卡片和详情中使用原生播放器页内预览，不将大视频编码进 IPC JSON。Tauri 使用本地资源协议，浏览器开发模式使用带会话令牌和 Range 支持的同源媒体流代理。</w:t>
+      </w:r>
+    </w:p>
+    <w:p>
+      <w:pPr>
+        <w:pStyle w:val="ListBullet"/>
+        <w:keepLines/>
+      </w:pPr>
+      <w:r>
+        <w:t>生成图片直接显示预览；角色/场景图片、镜头图片及参考图、生成结果和素材详情中的预览均完整显示画面。点击图片在当前页面放大查看，可通过关闭按钮、点击遮罩或 Esc 返回；一次生成多张图片时逐张预览。</w:t>
       </w:r>
     </w:p>
     <w:p>

--- a/docs/素材库优化方案实施文档.docx
+++ b/docs/素材库优化方案实施文档.docx
@@ -108,7 +108,7 @@
           </w:tcPr>
           <w:p>
             <w:r>
-              <w:t>v1.1</w:t>
+              <w:t>v1.2</w:t>
             </w:r>
           </w:p>
         </w:tc>
@@ -153,7 +153,7 @@
           </w:tcPr>
           <w:p>
             <w:r>
-              <w:t>已实施</w:t>
+              <w:t>已实施；文档渲染待验收</w:t>
             </w:r>
           </w:p>
         </w:tc>
@@ -305,7 +305,7 @@
                 <w:color w:val="0B2545"/>
                 <w:sz w:val="21"/>
               </w:rPr>
-              <w:t xml:space="preserve">实施结论  </w:t>
+              <w:t>实施结论 在现有项目 Schema v7 和 asset.* 能力上增量演进：先分离别名与文件名并建立软删除，再增加项目标签与手动素材组成员关系，最后用版本化拖拽载荷接入生产参数区域。所有写入仍由 Worker 串行完成，素材文件继续保存在项目本地目录。</w:t>
             </w:r>
             <w:r>
               <w:rPr>
@@ -313,7 +313,6 @@
                 <w:color w:val="0B2545"/>
                 <w:sz w:val="21"/>
               </w:rPr>
-              <w:t>在现有项目 Schema v7 和 asset.* 能力上增量演进：先分离别名与文件名并建立软删除，再增加项目标签与动态素材组，最后用版本化拖拽载荷接入生产参数区域。所有写入仍由 Worker 串行完成，素材文件继续保存在项目本地目录。</w:t>
             </w:r>
           </w:p>
         </w:tc>
@@ -881,7 +880,7 @@
         <w:rPr>
           <w:rFonts w:ascii="Calibri" w:hAnsi="Calibri" w:eastAsia="Microsoft YaHei"/>
         </w:rPr>
-        <w:t>数据库驱动筛选：别名、文件名和标签名搜索、素材组标签 AND 解析及回收站状态均由 Worker 查询，避免桌面端全量过滤。</w:t>
+        <w:t>数据库驱动筛选：搜索、标签查询、素材组成员解析和回收站状态均由 Worker 查询，避免桌面端全量过滤。</w:t>
       </w:r>
     </w:p>
     <w:p>
@@ -967,105 +966,96 @@
                 <w:sz w:val="16"/>
               </w:rPr>
               <w:t>AssetLibraryView / AssetCard / AssetDetails / TagPanel / AssetGroupPanel</w:t>
+              <w:br/>
+              <w:t xml:space="preserve">                         │ Worker IPC contracts</w:t>
+              <w:br/>
+              <w:t xml:space="preserve">                         ▼</w:t>
+              <w:br/>
+              <w:t>AssetLibraryService ── TagService ── AssetGroupService</w:t>
+              <w:br/>
+              <w:t xml:space="preserve">        │                  │                  │</w:t>
+              <w:br/>
+              <w:t xml:space="preserve">        └──────── Project repositories ───────┘</w:t>
+              <w:br/>
+              <w:t xml:space="preserve">                         │</w:t>
+              <w:br/>
+              <w:t xml:space="preserve">                 SQLite Schema v8-v10</w:t>
+              <w:br/>
+              <w:t xml:space="preserve">                         │</w:t>
+              <w:br/>
+              <w:t xml:space="preserve">          assets/ media + cache/deleted-assets/</w:t>
             </w:r>
-            <w:r>
-              <w:br/>
-            </w:r>
+            <w:r/>
             <w:r>
               <w:rPr>
                 <w:rFonts w:ascii="Consolas" w:hAnsi="Consolas" w:eastAsia="Microsoft YaHei"/>
                 <w:color w:val="263238"/>
                 <w:sz w:val="16"/>
               </w:rPr>
-              <w:t xml:space="preserve">                         │ Worker IPC contracts</w:t>
             </w:r>
-            <w:r>
-              <w:br/>
-            </w:r>
+            <w:r/>
             <w:r>
               <w:rPr>
                 <w:rFonts w:ascii="Consolas" w:hAnsi="Consolas" w:eastAsia="Microsoft YaHei"/>
                 <w:color w:val="263238"/>
                 <w:sz w:val="16"/>
               </w:rPr>
-              <w:t xml:space="preserve">                         ▼</w:t>
             </w:r>
-            <w:r>
-              <w:br/>
-            </w:r>
+            <w:r/>
             <w:r>
               <w:rPr>
                 <w:rFonts w:ascii="Consolas" w:hAnsi="Consolas" w:eastAsia="Microsoft YaHei"/>
                 <w:color w:val="263238"/>
                 <w:sz w:val="16"/>
               </w:rPr>
-              <w:t>AssetLibraryService ── TagService ── AssetGroupService</w:t>
             </w:r>
-            <w:r>
-              <w:br/>
-            </w:r>
+            <w:r/>
             <w:r>
               <w:rPr>
                 <w:rFonts w:ascii="Consolas" w:hAnsi="Consolas" w:eastAsia="Microsoft YaHei"/>
                 <w:color w:val="263238"/>
                 <w:sz w:val="16"/>
               </w:rPr>
-              <w:t xml:space="preserve">        │                  │                  │</w:t>
             </w:r>
-            <w:r>
-              <w:br/>
-            </w:r>
+            <w:r/>
             <w:r>
               <w:rPr>
                 <w:rFonts w:ascii="Consolas" w:hAnsi="Consolas" w:eastAsia="Microsoft YaHei"/>
                 <w:color w:val="263238"/>
                 <w:sz w:val="16"/>
               </w:rPr>
-              <w:t xml:space="preserve">        └──────── Project repositories ───────┘</w:t>
             </w:r>
-            <w:r>
-              <w:br/>
-            </w:r>
+            <w:r/>
             <w:r>
               <w:rPr>
                 <w:rFonts w:ascii="Consolas" w:hAnsi="Consolas" w:eastAsia="Microsoft YaHei"/>
                 <w:color w:val="263238"/>
                 <w:sz w:val="16"/>
               </w:rPr>
-              <w:t xml:space="preserve">                         │</w:t>
             </w:r>
-            <w:r>
-              <w:br/>
-            </w:r>
+            <w:r/>
             <w:r>
               <w:rPr>
                 <w:rFonts w:ascii="Consolas" w:hAnsi="Consolas" w:eastAsia="Microsoft YaHei"/>
                 <w:color w:val="263238"/>
                 <w:sz w:val="16"/>
               </w:rPr>
-              <w:t xml:space="preserve">                 SQLite Schema v8-v10</w:t>
             </w:r>
-            <w:r>
-              <w:br/>
-            </w:r>
+            <w:r/>
             <w:r>
               <w:rPr>
                 <w:rFonts w:ascii="Consolas" w:hAnsi="Consolas" w:eastAsia="Microsoft YaHei"/>
                 <w:color w:val="263238"/>
                 <w:sz w:val="16"/>
               </w:rPr>
-              <w:t xml:space="preserve">                         │</w:t>
             </w:r>
-            <w:r>
-              <w:br/>
-            </w:r>
+            <w:r/>
             <w:r>
               <w:rPr>
                 <w:rFonts w:ascii="Consolas" w:hAnsi="Consolas" w:eastAsia="Microsoft YaHei"/>
                 <w:color w:val="263238"/>
                 <w:sz w:val="16"/>
               </w:rPr>
-              <w:t xml:space="preserve">          assets/ media + cache/deleted-assets/</w:t>
             </w:r>
           </w:p>
         </w:tc>
@@ -1408,7 +1398,7 @@
                 <w:color w:val="252A31"/>
                 <w:sz w:val="18"/>
               </w:rPr>
-              <w:t>不保存素材组条件</w:t>
+              <w:t>不保存素材组成员</w:t>
             </w:r>
           </w:p>
         </w:tc>
@@ -1462,7 +1452,7 @@
                 <w:color w:val="252A31"/>
                 <w:sz w:val="18"/>
               </w:rPr>
-              <w:t>保存 AND 条件、动态解析、有序快照</w:t>
+              <w:t>保存素材成员、有序解析与快照</w:t>
             </w:r>
           </w:p>
         </w:tc>
@@ -1644,72 +1634,66 @@
                 <w:sz w:val="16"/>
               </w:rPr>
               <w:t>ALTER TABLE assets ADD COLUMN alias TEXT NOT NULL DEFAULT '';</w:t>
+              <w:br/>
+              <w:t>ALTER TABLE assets ADD COLUMN updated_at TEXT;</w:t>
+              <w:br/>
+              <w:t>ALTER TABLE assets ADD COLUMN deleted_at TEXT;</w:t>
+              <w:br/>
+              <w:t>ALTER TABLE assets ADD COLUMN trash_relative_path TEXT;</w:t>
+              <w:br/>
+              <w:t>UPDATE assets SET updated_at = created_at WHERE updated_at IS NULL;</w:t>
+              <w:br/>
+              <w:t>CREATE INDEX idx_assets_library</w:t>
+              <w:br/>
+              <w:t xml:space="preserve">  ON assets(project_id, deleted_at, created_at, id);</w:t>
             </w:r>
-            <w:r>
-              <w:br/>
-            </w:r>
+            <w:r/>
             <w:r>
               <w:rPr>
                 <w:rFonts w:ascii="Consolas" w:hAnsi="Consolas" w:eastAsia="Microsoft YaHei"/>
                 <w:color w:val="263238"/>
                 <w:sz w:val="16"/>
               </w:rPr>
-              <w:t>ALTER TABLE assets ADD COLUMN updated_at TEXT;</w:t>
             </w:r>
-            <w:r>
-              <w:br/>
-            </w:r>
+            <w:r/>
             <w:r>
               <w:rPr>
                 <w:rFonts w:ascii="Consolas" w:hAnsi="Consolas" w:eastAsia="Microsoft YaHei"/>
                 <w:color w:val="263238"/>
                 <w:sz w:val="16"/>
               </w:rPr>
-              <w:t>ALTER TABLE assets ADD COLUMN deleted_at TEXT;</w:t>
             </w:r>
-            <w:r>
-              <w:br/>
-            </w:r>
+            <w:r/>
             <w:r>
               <w:rPr>
                 <w:rFonts w:ascii="Consolas" w:hAnsi="Consolas" w:eastAsia="Microsoft YaHei"/>
                 <w:color w:val="263238"/>
                 <w:sz w:val="16"/>
               </w:rPr>
-              <w:t>ALTER TABLE assets ADD COLUMN trash_relative_path TEXT;</w:t>
             </w:r>
-            <w:r>
-              <w:br/>
-            </w:r>
+            <w:r/>
             <w:r>
               <w:rPr>
                 <w:rFonts w:ascii="Consolas" w:hAnsi="Consolas" w:eastAsia="Microsoft YaHei"/>
                 <w:color w:val="263238"/>
                 <w:sz w:val="16"/>
               </w:rPr>
-              <w:t>UPDATE assets SET updated_at = created_at WHERE updated_at IS NULL;</w:t>
             </w:r>
-            <w:r>
-              <w:br/>
-            </w:r>
+            <w:r/>
             <w:r>
               <w:rPr>
                 <w:rFonts w:ascii="Consolas" w:hAnsi="Consolas" w:eastAsia="Microsoft YaHei"/>
                 <w:color w:val="263238"/>
                 <w:sz w:val="16"/>
               </w:rPr>
-              <w:t>CREATE INDEX idx_assets_library</w:t>
             </w:r>
-            <w:r>
-              <w:br/>
-            </w:r>
+            <w:r/>
             <w:r>
               <w:rPr>
                 <w:rFonts w:ascii="Consolas" w:hAnsi="Consolas" w:eastAsia="Microsoft YaHei"/>
                 <w:color w:val="263238"/>
                 <w:sz w:val="16"/>
               </w:rPr>
-              <w:t xml:space="preserve">  ON assets(project_id, deleted_at, created_at, id);</w:t>
             </w:r>
           </w:p>
         </w:tc>
@@ -1775,149 +1759,136 @@
                 <w:sz w:val="16"/>
               </w:rPr>
               <w:t>CREATE TABLE tags (</w:t>
+              <w:br/>
+              <w:t xml:space="preserve">  id TEXT PRIMARY KEY,</w:t>
+              <w:br/>
+              <w:t xml:space="preserve">  project_id TEXT NOT NULL REFERENCES projects(id) ON DELETE CASCADE,</w:t>
+              <w:br/>
+              <w:t xml:space="preserve">  name TEXT NOT NULL,</w:t>
+              <w:br/>
+              <w:t xml:space="preserve">  normalized_name TEXT NOT NULL,</w:t>
+              <w:br/>
+              <w:t xml:space="preserve">  created_by TEXT NOT NULL DEFAULT 'local-user',</w:t>
+              <w:br/>
+              <w:t xml:space="preserve">  created_at TEXT NOT NULL, updated_at TEXT NOT NULL,</w:t>
+              <w:br/>
+              <w:t xml:space="preserve">  UNIQUE(project_id, normalized_name)</w:t>
+              <w:br/>
+              <w:t>);</w:t>
+              <w:br/>
+              <w:t>CREATE TABLE asset_tag_assignments (</w:t>
+              <w:br/>
+              <w:t xml:space="preserve">  asset_id TEXT NOT NULL REFERENCES assets(id) ON DELETE CASCADE,</w:t>
+              <w:br/>
+              <w:t xml:space="preserve">  tag_id TEXT NOT NULL REFERENCES tags(id) ON DELETE CASCADE,</w:t>
+              <w:br/>
+              <w:t xml:space="preserve">  created_at TEXT NOT NULL, PRIMARY KEY(asset_id, tag_id)</w:t>
+              <w:br/>
+              <w:t>);</w:t>
             </w:r>
-            <w:r>
-              <w:br/>
-            </w:r>
+            <w:r/>
             <w:r>
               <w:rPr>
                 <w:rFonts w:ascii="Consolas" w:hAnsi="Consolas" w:eastAsia="Microsoft YaHei"/>
                 <w:color w:val="263238"/>
                 <w:sz w:val="16"/>
               </w:rPr>
-              <w:t xml:space="preserve">  id TEXT PRIMARY KEY,</w:t>
             </w:r>
-            <w:r>
-              <w:br/>
-            </w:r>
+            <w:r/>
             <w:r>
               <w:rPr>
                 <w:rFonts w:ascii="Consolas" w:hAnsi="Consolas" w:eastAsia="Microsoft YaHei"/>
                 <w:color w:val="263238"/>
                 <w:sz w:val="16"/>
               </w:rPr>
-              <w:t xml:space="preserve">  project_id TEXT NOT NULL REFERENCES projects(id) ON DELETE CASCADE,</w:t>
             </w:r>
-            <w:r>
-              <w:br/>
-            </w:r>
+            <w:r/>
             <w:r>
               <w:rPr>
                 <w:rFonts w:ascii="Consolas" w:hAnsi="Consolas" w:eastAsia="Microsoft YaHei"/>
                 <w:color w:val="263238"/>
                 <w:sz w:val="16"/>
               </w:rPr>
-              <w:t xml:space="preserve">  name TEXT NOT NULL,</w:t>
             </w:r>
-            <w:r>
-              <w:br/>
-            </w:r>
+            <w:r/>
             <w:r>
               <w:rPr>
                 <w:rFonts w:ascii="Consolas" w:hAnsi="Consolas" w:eastAsia="Microsoft YaHei"/>
                 <w:color w:val="263238"/>
                 <w:sz w:val="16"/>
               </w:rPr>
-              <w:t xml:space="preserve">  normalized_name TEXT NOT NULL,</w:t>
             </w:r>
-            <w:r>
-              <w:br/>
-            </w:r>
+            <w:r/>
             <w:r>
               <w:rPr>
                 <w:rFonts w:ascii="Consolas" w:hAnsi="Consolas" w:eastAsia="Microsoft YaHei"/>
                 <w:color w:val="263238"/>
                 <w:sz w:val="16"/>
               </w:rPr>
-              <w:t xml:space="preserve">  created_by TEXT NOT NULL DEFAULT 'local-user',</w:t>
             </w:r>
-            <w:r>
-              <w:br/>
-            </w:r>
+            <w:r/>
             <w:r>
               <w:rPr>
                 <w:rFonts w:ascii="Consolas" w:hAnsi="Consolas" w:eastAsia="Microsoft YaHei"/>
                 <w:color w:val="263238"/>
                 <w:sz w:val="16"/>
               </w:rPr>
-              <w:t xml:space="preserve">  created_at TEXT NOT NULL, updated_at TEXT NOT NULL,</w:t>
             </w:r>
-            <w:r>
-              <w:br/>
-            </w:r>
+            <w:r/>
             <w:r>
               <w:rPr>
                 <w:rFonts w:ascii="Consolas" w:hAnsi="Consolas" w:eastAsia="Microsoft YaHei"/>
                 <w:color w:val="263238"/>
                 <w:sz w:val="16"/>
               </w:rPr>
-              <w:t xml:space="preserve">  UNIQUE(project_id, normalized_name)</w:t>
             </w:r>
-            <w:r>
-              <w:br/>
-            </w:r>
+            <w:r/>
             <w:r>
               <w:rPr>
                 <w:rFonts w:ascii="Consolas" w:hAnsi="Consolas" w:eastAsia="Microsoft YaHei"/>
                 <w:color w:val="263238"/>
                 <w:sz w:val="16"/>
               </w:rPr>
-              <w:t>);</w:t>
             </w:r>
-            <w:r>
-              <w:br/>
-            </w:r>
+            <w:r/>
             <w:r>
               <w:rPr>
                 <w:rFonts w:ascii="Consolas" w:hAnsi="Consolas" w:eastAsia="Microsoft YaHei"/>
                 <w:color w:val="263238"/>
                 <w:sz w:val="16"/>
               </w:rPr>
-              <w:t>CREATE TABLE asset_tag_assignments (</w:t>
             </w:r>
-            <w:r>
-              <w:br/>
-            </w:r>
+            <w:r/>
             <w:r>
               <w:rPr>
                 <w:rFonts w:ascii="Consolas" w:hAnsi="Consolas" w:eastAsia="Microsoft YaHei"/>
                 <w:color w:val="263238"/>
                 <w:sz w:val="16"/>
               </w:rPr>
-              <w:t xml:space="preserve">  asset_id TEXT NOT NULL REFERENCES assets(id) ON DELETE CASCADE,</w:t>
             </w:r>
-            <w:r>
-              <w:br/>
-            </w:r>
+            <w:r/>
             <w:r>
               <w:rPr>
                 <w:rFonts w:ascii="Consolas" w:hAnsi="Consolas" w:eastAsia="Microsoft YaHei"/>
                 <w:color w:val="263238"/>
                 <w:sz w:val="16"/>
               </w:rPr>
-              <w:t xml:space="preserve">  tag_id TEXT NOT NULL REFERENCES tags(id) ON DELETE CASCADE,</w:t>
             </w:r>
-            <w:r>
-              <w:br/>
-            </w:r>
+            <w:r/>
             <w:r>
               <w:rPr>
                 <w:rFonts w:ascii="Consolas" w:hAnsi="Consolas" w:eastAsia="Microsoft YaHei"/>
                 <w:color w:val="263238"/>
                 <w:sz w:val="16"/>
               </w:rPr>
-              <w:t xml:space="preserve">  created_at TEXT NOT NULL, PRIMARY KEY(asset_id, tag_id)</w:t>
             </w:r>
-            <w:r>
-              <w:br/>
-            </w:r>
+            <w:r/>
             <w:r>
               <w:rPr>
                 <w:rFonts w:ascii="Consolas" w:hAnsi="Consolas" w:eastAsia="Microsoft YaHei"/>
                 <w:color w:val="263238"/>
                 <w:sz w:val="16"/>
               </w:rPr>
-              <w:t>);</w:t>
             </w:r>
           </w:p>
         </w:tc>
@@ -1983,138 +1954,136 @@
                 <w:sz w:val="16"/>
               </w:rPr>
               <w:t>CREATE TABLE asset_groups (</w:t>
+              <w:br/>
+              <w:t xml:space="preserve">  id TEXT PRIMARY KEY,</w:t>
+              <w:br/>
+              <w:t xml:space="preserve">  project_id TEXT NOT NULL REFERENCES projects(id) ON DELETE CASCADE,</w:t>
+              <w:br/>
+              <w:t xml:space="preserve">  name TEXT NOT NULL, normalized_name TEXT NOT NULL,</w:t>
+              <w:br/>
+              <w:t xml:space="preserve">  created_by TEXT NOT NULL DEFAULT 'local-user',</w:t>
+              <w:br/>
+              <w:t xml:space="preserve">  created_at TEXT NOT NULL, updated_at TEXT NOT NULL,</w:t>
+              <w:br/>
+              <w:t xml:space="preserve">  UNIQUE(project_id, normalized_name)</w:t>
+              <w:br/>
+              <w:t>);</w:t>
+              <w:br/>
+              <w:t>CREATE TABLE asset_group_tags (</w:t>
+              <w:br/>
+              <w:t xml:space="preserve">  group_id TEXT NOT NULL REFERENCES asset_groups(id) ON DELETE CASCADE,</w:t>
+              <w:br/>
+              <w:t xml:space="preserve">  tag_id TEXT NOT NULL REFERENCES tags(id) ON DELETE RESTRICT,</w:t>
+              <w:br/>
+              <w:t xml:space="preserve">  PRIMARY KEY(group_id, tag_id)</w:t>
+              <w:br/>
+              <w:t>);</w:t>
+              <w:br/>
+              <w:t>CREATE TABLE asset_group_assets (</w:t>
+              <w:br/>
+              <w:t xml:space="preserve">  group_id TEXT NOT NULL REFERENCES asset_groups(id) ON DELETE CASCADE,</w:t>
+              <w:br/>
+              <w:t xml:space="preserve">  asset_id TEXT NOT NULL REFERENCES assets(id) ON DELETE CASCADE,</w:t>
+              <w:br/>
+              <w:t xml:space="preserve">  PRIMARY KEY(group_id, asset_id)</w:t>
+              <w:br/>
+              <w:t>);</w:t>
             </w:r>
-            <w:r>
-              <w:br/>
-            </w:r>
+            <w:r/>
             <w:r>
               <w:rPr>
                 <w:rFonts w:ascii="Consolas" w:hAnsi="Consolas" w:eastAsia="Microsoft YaHei"/>
                 <w:color w:val="263238"/>
                 <w:sz w:val="16"/>
               </w:rPr>
-              <w:t xml:space="preserve">  id TEXT PRIMARY KEY,</w:t>
             </w:r>
-            <w:r>
-              <w:br/>
-            </w:r>
+            <w:r/>
             <w:r>
               <w:rPr>
                 <w:rFonts w:ascii="Consolas" w:hAnsi="Consolas" w:eastAsia="Microsoft YaHei"/>
                 <w:color w:val="263238"/>
                 <w:sz w:val="16"/>
               </w:rPr>
-              <w:t xml:space="preserve">  project_id TEXT NOT NULL REFERENCES projects(id) ON DELETE CASCADE,</w:t>
             </w:r>
-            <w:r>
-              <w:br/>
-            </w:r>
+            <w:r/>
             <w:r>
               <w:rPr>
                 <w:rFonts w:ascii="Consolas" w:hAnsi="Consolas" w:eastAsia="Microsoft YaHei"/>
                 <w:color w:val="263238"/>
                 <w:sz w:val="16"/>
               </w:rPr>
-              <w:t xml:space="preserve">  name TEXT NOT NULL, normalized_name TEXT NOT NULL,</w:t>
             </w:r>
-            <w:r>
-              <w:br/>
-            </w:r>
+            <w:r/>
             <w:r>
               <w:rPr>
                 <w:rFonts w:ascii="Consolas" w:hAnsi="Consolas" w:eastAsia="Microsoft YaHei"/>
                 <w:color w:val="263238"/>
                 <w:sz w:val="16"/>
               </w:rPr>
-              <w:t xml:space="preserve">  created_by TEXT NOT NULL DEFAULT 'local-user',</w:t>
             </w:r>
-            <w:r>
-              <w:br/>
-            </w:r>
+            <w:r/>
             <w:r>
               <w:rPr>
                 <w:rFonts w:ascii="Consolas" w:hAnsi="Consolas" w:eastAsia="Microsoft YaHei"/>
                 <w:color w:val="263238"/>
                 <w:sz w:val="16"/>
               </w:rPr>
-              <w:t xml:space="preserve">  created_at TEXT NOT NULL, updated_at TEXT NOT NULL,</w:t>
             </w:r>
-            <w:r>
-              <w:br/>
-            </w:r>
+            <w:r/>
             <w:r>
               <w:rPr>
                 <w:rFonts w:ascii="Consolas" w:hAnsi="Consolas" w:eastAsia="Microsoft YaHei"/>
                 <w:color w:val="263238"/>
                 <w:sz w:val="16"/>
               </w:rPr>
-              <w:t xml:space="preserve">  UNIQUE(project_id, normalized_name)</w:t>
             </w:r>
-            <w:r>
-              <w:br/>
-            </w:r>
+            <w:r/>
             <w:r>
               <w:rPr>
                 <w:rFonts w:ascii="Consolas" w:hAnsi="Consolas" w:eastAsia="Microsoft YaHei"/>
                 <w:color w:val="263238"/>
                 <w:sz w:val="16"/>
               </w:rPr>
-              <w:t>);</w:t>
             </w:r>
-            <w:r>
-              <w:br/>
-            </w:r>
+            <w:r/>
             <w:r>
               <w:rPr>
                 <w:rFonts w:ascii="Consolas" w:hAnsi="Consolas" w:eastAsia="Microsoft YaHei"/>
                 <w:color w:val="263238"/>
                 <w:sz w:val="16"/>
               </w:rPr>
-              <w:t>CREATE TABLE asset_group_tags (</w:t>
             </w:r>
-            <w:r>
-              <w:br/>
-            </w:r>
+            <w:r/>
             <w:r>
               <w:rPr>
                 <w:rFonts w:ascii="Consolas" w:hAnsi="Consolas" w:eastAsia="Microsoft YaHei"/>
                 <w:color w:val="263238"/>
                 <w:sz w:val="16"/>
               </w:rPr>
-              <w:t xml:space="preserve">  group_id TEXT NOT NULL REFERENCES asset_groups(id) ON DELETE CASCADE,</w:t>
             </w:r>
-            <w:r>
-              <w:br/>
-            </w:r>
+            <w:r/>
             <w:r>
               <w:rPr>
                 <w:rFonts w:ascii="Consolas" w:hAnsi="Consolas" w:eastAsia="Microsoft YaHei"/>
                 <w:color w:val="263238"/>
                 <w:sz w:val="16"/>
               </w:rPr>
-              <w:t xml:space="preserve">  tag_id TEXT NOT NULL REFERENCES tags(id) ON DELETE RESTRICT,</w:t>
             </w:r>
-            <w:r>
-              <w:br/>
-            </w:r>
+            <w:r/>
             <w:r>
               <w:rPr>
                 <w:rFonts w:ascii="Consolas" w:hAnsi="Consolas" w:eastAsia="Microsoft YaHei"/>
                 <w:color w:val="263238"/>
                 <w:sz w:val="16"/>
               </w:rPr>
-              <w:t xml:space="preserve">  PRIMARY KEY(group_id, tag_id)</w:t>
             </w:r>
-            <w:r>
-              <w:br/>
-            </w:r>
+            <w:r/>
             <w:r>
               <w:rPr>
                 <w:rFonts w:ascii="Consolas" w:hAnsi="Consolas" w:eastAsia="Microsoft YaHei"/>
                 <w:color w:val="263238"/>
                 <w:sz w:val="16"/>
               </w:rPr>
-              <w:t>);</w:t>
             </w:r>
           </w:p>
         </w:tc>
@@ -2130,7 +2099,7 @@
         <w:rPr>
           <w:rFonts w:ascii="Calibri" w:hAnsi="Calibri" w:eastAsia="Microsoft YaHei"/>
         </w:rPr>
-        <w:t>素材组至少包含一个标签。标签被素材组引用时，普通删除操作应返回冲突信息，并要求用户先调整相关素材组或由管理员执行“删除并移除条件”。</w:t>
+        <w:t>素材组至少包含一个素材成员；成员通过拖放或多选加入，移除成员不修改素材本身。</w:t>
       </w:r>
     </w:p>
     <w:p>
@@ -2138,7 +2107,7 @@
         <w:pStyle w:val="Heading2"/>
       </w:pPr>
       <w:r>
-        <w:t>4.4 动态 AND 查询</w:t>
+        <w:t>4.4 手动素材成员查询</w:t>
       </w:r>
     </w:p>
     <w:tbl>
@@ -2180,83 +2149,70 @@
                 <w:sz w:val="16"/>
               </w:rPr>
               <w:t>SELECT a.*</w:t>
+              <w:br/>
+              <w:t>FROM assets a</w:t>
+              <w:br/>
+              <w:t>JOIN asset_group_assets aga ON aga.asset_id = a.id</w:t>
+              <w:br/>
+              <w:t>WHERE aga.group_id = ? AND a.deleted_at IS NULL</w:t>
+              <w:br/>
+              <w:t>ORDER BY a.created_at ASC, a.id ASC;</w:t>
             </w:r>
-            <w:r>
-              <w:br/>
-            </w:r>
+            <w:r/>
             <w:r>
               <w:rPr>
                 <w:rFonts w:ascii="Consolas" w:hAnsi="Consolas" w:eastAsia="Microsoft YaHei"/>
                 <w:color w:val="263238"/>
                 <w:sz w:val="16"/>
               </w:rPr>
-              <w:t>FROM assets a</w:t>
             </w:r>
-            <w:r>
-              <w:br/>
-            </w:r>
+            <w:r/>
             <w:r>
               <w:rPr>
                 <w:rFonts w:ascii="Consolas" w:hAnsi="Consolas" w:eastAsia="Microsoft YaHei"/>
                 <w:color w:val="263238"/>
                 <w:sz w:val="16"/>
               </w:rPr>
-              <w:t>JOIN asset_tag_assignments ata ON ata.asset_id = a.id</w:t>
             </w:r>
-            <w:r>
-              <w:br/>
-            </w:r>
+            <w:r/>
             <w:r>
               <w:rPr>
                 <w:rFonts w:ascii="Consolas" w:hAnsi="Consolas" w:eastAsia="Microsoft YaHei"/>
                 <w:color w:val="263238"/>
                 <w:sz w:val="16"/>
               </w:rPr>
-              <w:t>WHERE a.project_id = ? AND a.deleted_at IS NULL</w:t>
             </w:r>
-            <w:r>
-              <w:br/>
-            </w:r>
+            <w:r/>
             <w:r>
               <w:rPr>
                 <w:rFonts w:ascii="Consolas" w:hAnsi="Consolas" w:eastAsia="Microsoft YaHei"/>
                 <w:color w:val="263238"/>
                 <w:sz w:val="16"/>
               </w:rPr>
-              <w:t xml:space="preserve">  AND ata.tag_id IN (?, ...)</w:t>
             </w:r>
-            <w:r>
-              <w:br/>
-            </w:r>
+            <w:r/>
             <w:r>
               <w:rPr>
                 <w:rFonts w:ascii="Consolas" w:hAnsi="Consolas" w:eastAsia="Microsoft YaHei"/>
                 <w:color w:val="263238"/>
                 <w:sz w:val="16"/>
               </w:rPr>
-              <w:t>GROUP BY a.id</w:t>
             </w:r>
-            <w:r>
-              <w:br/>
-            </w:r>
+            <w:r/>
             <w:r>
               <w:rPr>
                 <w:rFonts w:ascii="Consolas" w:hAnsi="Consolas" w:eastAsia="Microsoft YaHei"/>
                 <w:color w:val="263238"/>
                 <w:sz w:val="16"/>
               </w:rPr>
-              <w:t>HAVING COUNT(DISTINCT ata.tag_id) = ?</w:t>
             </w:r>
-            <w:r>
-              <w:br/>
-            </w:r>
+            <w:r/>
             <w:r>
               <w:rPr>
                 <w:rFonts w:ascii="Consolas" w:hAnsi="Consolas" w:eastAsia="Microsoft YaHei"/>
                 <w:color w:val="263238"/>
                 <w:sz w:val="16"/>
               </w:rPr>
-              <w:t>ORDER BY a.created_at ASC, a.id ASC;</w:t>
             </w:r>
           </w:p>
         </w:tc>
@@ -2330,72 +2286,66 @@
                 <w:sz w:val="16"/>
               </w:rPr>
               <w:t>AssetInfo { id, projectId, kind, alias, relativePath, sizeBytes,</w:t>
+              <w:br/>
+              <w:t xml:space="preserve">            createdAt, updatedAt, deletedAt?, tags[], sourceJobId? }</w:t>
+              <w:br/>
+              <w:t>AssetLibraryQuery { keyword?, kinds?, tagIds?, createdFrom?, createdTo?,</w:t>
+              <w:br/>
+              <w:t xml:space="preserve">                    deleted?: 'active'|'trash', sort?: 'created-asc'|'created-desc',</w:t>
+              <w:br/>
+              <w:t xml:space="preserve">                    cursor?, limit? }</w:t>
+              <w:br/>
+              <w:t>AssetDragPayloadV1 { version: 1, projectId, sourceType, sourceId?,</w:t>
+              <w:br/>
+              <w:t xml:space="preserve">                     snapshotAt, assets: [{ id, kind, createdAt }] }</w:t>
             </w:r>
-            <w:r>
-              <w:br/>
-            </w:r>
+            <w:r/>
             <w:r>
               <w:rPr>
                 <w:rFonts w:ascii="Consolas" w:hAnsi="Consolas" w:eastAsia="Microsoft YaHei"/>
                 <w:color w:val="263238"/>
                 <w:sz w:val="16"/>
               </w:rPr>
-              <w:t xml:space="preserve">            createdAt, updatedAt, deletedAt?, tags[], sourceJobId? }</w:t>
             </w:r>
-            <w:r>
-              <w:br/>
-            </w:r>
+            <w:r/>
             <w:r>
               <w:rPr>
                 <w:rFonts w:ascii="Consolas" w:hAnsi="Consolas" w:eastAsia="Microsoft YaHei"/>
                 <w:color w:val="263238"/>
                 <w:sz w:val="16"/>
               </w:rPr>
-              <w:t>AssetLibraryQuery { keyword?, kinds?, tagIds?, createdFrom?, createdTo?,</w:t>
             </w:r>
-            <w:r>
-              <w:br/>
-            </w:r>
+            <w:r/>
             <w:r>
               <w:rPr>
                 <w:rFonts w:ascii="Consolas" w:hAnsi="Consolas" w:eastAsia="Microsoft YaHei"/>
                 <w:color w:val="263238"/>
                 <w:sz w:val="16"/>
               </w:rPr>
-              <w:t xml:space="preserve">                    deleted?: 'active'|'trash', sort?: 'created-asc'|'created-desc',</w:t>
             </w:r>
-            <w:r>
-              <w:br/>
-            </w:r>
+            <w:r/>
             <w:r>
               <w:rPr>
                 <w:rFonts w:ascii="Consolas" w:hAnsi="Consolas" w:eastAsia="Microsoft YaHei"/>
                 <w:color w:val="263238"/>
                 <w:sz w:val="16"/>
               </w:rPr>
-              <w:t xml:space="preserve">                    cursor?, limit? }</w:t>
             </w:r>
-            <w:r>
-              <w:br/>
-            </w:r>
+            <w:r/>
             <w:r>
               <w:rPr>
                 <w:rFonts w:ascii="Consolas" w:hAnsi="Consolas" w:eastAsia="Microsoft YaHei"/>
                 <w:color w:val="263238"/>
                 <w:sz w:val="16"/>
               </w:rPr>
-              <w:t>AssetDragPayloadV1 { version: 1, projectId, sourceType, sourceId?,</w:t>
             </w:r>
-            <w:r>
-              <w:br/>
-            </w:r>
+            <w:r/>
             <w:r>
               <w:rPr>
                 <w:rFonts w:ascii="Consolas" w:hAnsi="Consolas" w:eastAsia="Microsoft YaHei"/>
                 <w:color w:val="263238"/>
                 <w:sz w:val="16"/>
               </w:rPr>
-              <w:t xml:space="preserve">                     snapshotAt, assets: [{ id, kind, createdAt }] }</w:t>
             </w:r>
           </w:p>
         </w:tc>
@@ -2870,7 +2820,7 @@
                 <w:color w:val="252A31"/>
                 <w:sz w:val="17"/>
               </w:rPr>
-              <w:t>保存标签组合</w:t>
+              <w:t>保存素材成员</w:t>
             </w:r>
           </w:p>
         </w:tc>
@@ -2895,7 +2845,7 @@
                 <w:color w:val="252A31"/>
                 <w:sz w:val="17"/>
               </w:rPr>
-              <w:t>至少一个标签、同项目</w:t>
+              <w:t>至少一个素材、同项目</w:t>
             </w:r>
           </w:p>
         </w:tc>
@@ -2949,7 +2899,7 @@
                 <w:color w:val="252A31"/>
                 <w:sz w:val="17"/>
               </w:rPr>
-              <w:t>解析当前动态结果</w:t>
+              <w:t>解析当前集合成员</w:t>
             </w:r>
           </w:p>
         </w:tc>
@@ -2975,7 +2925,7 @@
                 <w:color w:val="252A31"/>
                 <w:sz w:val="17"/>
               </w:rPr>
-              <w:t>全部标签 AND、稳定升序</w:t>
+              <w:t>成员存在、稳定升序</w:t>
             </w:r>
           </w:p>
         </w:tc>
@@ -3390,7 +3340,7 @@
         <w:rPr>
           <w:rFonts w:ascii="Calibri" w:hAnsi="Calibri" w:eastAsia="Microsoft YaHei"/>
         </w:rPr>
-        <w:t>桌面端使用自定义 MIME application/x-ai-video-asset+json，并同时写入 text/plain 作为可调试回退。拖拽开始时，素材组先调用 resolve 得到当前动态结果，再构造静态快照。</w:t>
+        <w:t>桌面端使用自定义 MIME application/x-ai-video-asset+json，并同时写入 text/plain 作为可调试回退。拖拽开始时，素材组先调用 resolve 得到当前成员，再构造静态快照。</w:t>
       </w:r>
     </w:p>
     <w:tbl>
@@ -3432,116 +3382,106 @@
                 <w:sz w:val="16"/>
               </w:rPr>
               <w:t>{</w:t>
+              <w:br/>
+              <w:t xml:space="preserve">  "version": 1,</w:t>
+              <w:br/>
+              <w:t xml:space="preserve">  "projectId": "project-uuid",</w:t>
+              <w:br/>
+              <w:t xml:space="preserve">  "sourceType": "asset-group",</w:t>
+              <w:br/>
+              <w:t xml:space="preserve">  "sourceId": "group-uuid",</w:t>
+              <w:br/>
+              <w:t xml:space="preserve">  "snapshotAt": "2026-08-10T12:00:00.000Z",</w:t>
+              <w:br/>
+              <w:t xml:space="preserve">  "assets": [</w:t>
+              <w:br/>
+              <w:t xml:space="preserve">    { "id": "asset-a", "kind": "generated-image",</w:t>
+              <w:br/>
+              <w:t xml:space="preserve">      "createdAt": "2026-08-10T10:00:00.000Z" }</w:t>
+              <w:br/>
+              <w:t xml:space="preserve">  ]</w:t>
+              <w:br/>
+              <w:t>}</w:t>
             </w:r>
-            <w:r>
-              <w:br/>
-            </w:r>
+            <w:r/>
             <w:r>
               <w:rPr>
                 <w:rFonts w:ascii="Consolas" w:hAnsi="Consolas" w:eastAsia="Microsoft YaHei"/>
                 <w:color w:val="263238"/>
                 <w:sz w:val="16"/>
               </w:rPr>
-              <w:t xml:space="preserve">  "version": 1,</w:t>
             </w:r>
-            <w:r>
-              <w:br/>
-            </w:r>
+            <w:r/>
             <w:r>
               <w:rPr>
                 <w:rFonts w:ascii="Consolas" w:hAnsi="Consolas" w:eastAsia="Microsoft YaHei"/>
                 <w:color w:val="263238"/>
                 <w:sz w:val="16"/>
               </w:rPr>
-              <w:t xml:space="preserve">  "projectId": "project-uuid",</w:t>
             </w:r>
-            <w:r>
-              <w:br/>
-            </w:r>
+            <w:r/>
             <w:r>
               <w:rPr>
                 <w:rFonts w:ascii="Consolas" w:hAnsi="Consolas" w:eastAsia="Microsoft YaHei"/>
                 <w:color w:val="263238"/>
                 <w:sz w:val="16"/>
               </w:rPr>
-              <w:t xml:space="preserve">  "sourceType": "asset-group",</w:t>
             </w:r>
-            <w:r>
-              <w:br/>
-            </w:r>
+            <w:r/>
             <w:r>
               <w:rPr>
                 <w:rFonts w:ascii="Consolas" w:hAnsi="Consolas" w:eastAsia="Microsoft YaHei"/>
                 <w:color w:val="263238"/>
                 <w:sz w:val="16"/>
               </w:rPr>
-              <w:t xml:space="preserve">  "sourceId": "group-uuid",</w:t>
             </w:r>
-            <w:r>
-              <w:br/>
-            </w:r>
+            <w:r/>
             <w:r>
               <w:rPr>
                 <w:rFonts w:ascii="Consolas" w:hAnsi="Consolas" w:eastAsia="Microsoft YaHei"/>
                 <w:color w:val="263238"/>
                 <w:sz w:val="16"/>
               </w:rPr>
-              <w:t xml:space="preserve">  "snapshotAt": "2026-08-10T12:00:00.000Z",</w:t>
             </w:r>
-            <w:r>
-              <w:br/>
-            </w:r>
+            <w:r/>
             <w:r>
               <w:rPr>
                 <w:rFonts w:ascii="Consolas" w:hAnsi="Consolas" w:eastAsia="Microsoft YaHei"/>
                 <w:color w:val="263238"/>
                 <w:sz w:val="16"/>
               </w:rPr>
-              <w:t xml:space="preserve">  "assets": [</w:t>
             </w:r>
-            <w:r>
-              <w:br/>
-            </w:r>
+            <w:r/>
             <w:r>
               <w:rPr>
                 <w:rFonts w:ascii="Consolas" w:hAnsi="Consolas" w:eastAsia="Microsoft YaHei"/>
                 <w:color w:val="263238"/>
                 <w:sz w:val="16"/>
               </w:rPr>
-              <w:t xml:space="preserve">    { "id": "asset-a", "kind": "generated-image",</w:t>
             </w:r>
-            <w:r>
-              <w:br/>
-            </w:r>
+            <w:r/>
             <w:r>
               <w:rPr>
                 <w:rFonts w:ascii="Consolas" w:hAnsi="Consolas" w:eastAsia="Microsoft YaHei"/>
                 <w:color w:val="263238"/>
                 <w:sz w:val="16"/>
               </w:rPr>
-              <w:t xml:space="preserve">      "createdAt": "2026-08-10T10:00:00.000Z" }</w:t>
             </w:r>
-            <w:r>
-              <w:br/>
-            </w:r>
+            <w:r/>
             <w:r>
               <w:rPr>
                 <w:rFonts w:ascii="Consolas" w:hAnsi="Consolas" w:eastAsia="Microsoft YaHei"/>
                 <w:color w:val="263238"/>
                 <w:sz w:val="16"/>
               </w:rPr>
-              <w:t xml:space="preserve">  ]</w:t>
             </w:r>
-            <w:r>
-              <w:br/>
-            </w:r>
+            <w:r/>
             <w:r>
               <w:rPr>
                 <w:rFonts w:ascii="Consolas" w:hAnsi="Consolas" w:eastAsia="Microsoft YaHei"/>
                 <w:color w:val="263238"/>
                 <w:sz w:val="16"/>
               </w:rPr>
-              <w:t>}</w:t>
             </w:r>
           </w:p>
         </w:tc>
@@ -4070,116 +4010,106 @@
                 <w:sz w:val="16"/>
               </w:rPr>
               <w:t>apps/desktop/src/assets/</w:t>
+              <w:br/>
+              <w:t>├─ AssetLibraryView.tsx</w:t>
+              <w:br/>
+              <w:t>├─ AssetToolbar.tsx</w:t>
+              <w:br/>
+              <w:t>├─ AssetGrid.tsx</w:t>
+              <w:br/>
+              <w:t>├─ AssetCard.tsx</w:t>
+              <w:br/>
+              <w:t>├─ AssetDetailsPanel.tsx</w:t>
+              <w:br/>
+              <w:t>├─ TagManager.tsx</w:t>
+              <w:br/>
+              <w:t>├─ AssetGroupList.tsx</w:t>
+              <w:br/>
+              <w:t>├─ TrashView.tsx</w:t>
+              <w:br/>
+              <w:t>├─ asset-drag.ts</w:t>
+              <w:br/>
+              <w:t>└─ asset-library-client.ts</w:t>
             </w:r>
-            <w:r>
-              <w:br/>
-            </w:r>
+            <w:r/>
             <w:r>
               <w:rPr>
                 <w:rFonts w:ascii="Consolas" w:hAnsi="Consolas" w:eastAsia="Microsoft YaHei"/>
                 <w:color w:val="263238"/>
                 <w:sz w:val="16"/>
               </w:rPr>
-              <w:t>├─ AssetLibraryView.tsx</w:t>
             </w:r>
-            <w:r>
-              <w:br/>
-            </w:r>
+            <w:r/>
             <w:r>
               <w:rPr>
                 <w:rFonts w:ascii="Consolas" w:hAnsi="Consolas" w:eastAsia="Microsoft YaHei"/>
                 <w:color w:val="263238"/>
                 <w:sz w:val="16"/>
               </w:rPr>
-              <w:t>├─ AssetToolbar.tsx</w:t>
             </w:r>
-            <w:r>
-              <w:br/>
-            </w:r>
+            <w:r/>
             <w:r>
               <w:rPr>
                 <w:rFonts w:ascii="Consolas" w:hAnsi="Consolas" w:eastAsia="Microsoft YaHei"/>
                 <w:color w:val="263238"/>
                 <w:sz w:val="16"/>
               </w:rPr>
-              <w:t>├─ AssetGrid.tsx</w:t>
             </w:r>
-            <w:r>
-              <w:br/>
-            </w:r>
+            <w:r/>
             <w:r>
               <w:rPr>
                 <w:rFonts w:ascii="Consolas" w:hAnsi="Consolas" w:eastAsia="Microsoft YaHei"/>
                 <w:color w:val="263238"/>
                 <w:sz w:val="16"/>
               </w:rPr>
-              <w:t>├─ AssetCard.tsx</w:t>
             </w:r>
-            <w:r>
-              <w:br/>
-            </w:r>
+            <w:r/>
             <w:r>
               <w:rPr>
                 <w:rFonts w:ascii="Consolas" w:hAnsi="Consolas" w:eastAsia="Microsoft YaHei"/>
                 <w:color w:val="263238"/>
                 <w:sz w:val="16"/>
               </w:rPr>
-              <w:t>├─ AssetDetailsPanel.tsx</w:t>
             </w:r>
-            <w:r>
-              <w:br/>
-            </w:r>
+            <w:r/>
             <w:r>
               <w:rPr>
                 <w:rFonts w:ascii="Consolas" w:hAnsi="Consolas" w:eastAsia="Microsoft YaHei"/>
                 <w:color w:val="263238"/>
                 <w:sz w:val="16"/>
               </w:rPr>
-              <w:t>├─ TagManager.tsx</w:t>
             </w:r>
-            <w:r>
-              <w:br/>
-            </w:r>
+            <w:r/>
             <w:r>
               <w:rPr>
                 <w:rFonts w:ascii="Consolas" w:hAnsi="Consolas" w:eastAsia="Microsoft YaHei"/>
                 <w:color w:val="263238"/>
                 <w:sz w:val="16"/>
               </w:rPr>
-              <w:t>├─ AssetGroupList.tsx</w:t>
             </w:r>
-            <w:r>
-              <w:br/>
-            </w:r>
+            <w:r/>
             <w:r>
               <w:rPr>
                 <w:rFonts w:ascii="Consolas" w:hAnsi="Consolas" w:eastAsia="Microsoft YaHei"/>
                 <w:color w:val="263238"/>
                 <w:sz w:val="16"/>
               </w:rPr>
-              <w:t>├─ TrashView.tsx</w:t>
             </w:r>
-            <w:r>
-              <w:br/>
-            </w:r>
+            <w:r/>
             <w:r>
               <w:rPr>
                 <w:rFonts w:ascii="Consolas" w:hAnsi="Consolas" w:eastAsia="Microsoft YaHei"/>
                 <w:color w:val="263238"/>
                 <w:sz w:val="16"/>
               </w:rPr>
-              <w:t>├─ asset-drag.ts</w:t>
             </w:r>
-            <w:r>
-              <w:br/>
-            </w:r>
+            <w:r/>
             <w:r>
               <w:rPr>
                 <w:rFonts w:ascii="Consolas" w:hAnsi="Consolas" w:eastAsia="Microsoft YaHei"/>
                 <w:color w:val="263238"/>
                 <w:sz w:val="16"/>
               </w:rPr>
-              <w:t>└─ asset-library-client.ts</w:t>
             </w:r>
           </w:p>
         </w:tc>
@@ -4192,7 +4122,15 @@
     </w:p>
     <w:p>
       <w:r>
-        <w:t>App 负责素材库工作区路由与 selectedAssetId 深链；用户点击一级菜单“素材库”后直接进入唯一的素材库页面，默认展示全部未删除素材。素材库内部不创建第二层侧边栏。ProductionPanel 只保留当前生成结果预览和“查看素材库”入口。</w:t>
+        <w:t>App 负责素材库工作区面板与 selectedAssetId 深链；用户点击一级菜单“素材库”后打开或激活唯一的素材库面板，保留当前已打开的其他项目资料页面，默认展示全部未删除素材。素材库使用统一工作区面板的停靠、拖拽排序、浮动、关闭和重新打开能力。素材库内部不创建第二层侧边栏。ProductionPanel 只保留当前生成结果预览和“查看素材库”入口，不继续维护完整素材列表。列表查询状态放在 AssetLibraryView，避免 ProductionPanel 继续扩大。</w:t>
+      </w:r>
+    </w:p>
+    <w:p>
+      <w:r>
+        <w:rPr>
+          <w:rFonts w:ascii="Calibri" w:hAnsi="Calibri" w:eastAsia="Microsoft YaHei"/>
+        </w:rPr>
+        <w:t>素材库面板布局按项目在本地保存，并兼容没有素材库面板字段的旧布局记录。切换项目时恢复目标项目布局，同时重置 AssetLibraryView 的搜索、筛选、选中项、详情与临时编辑状态；界面状态不得跨项目沿用。素材与项目数据继续保存在本地，GitHub 不承担运行时素材库或项目数据同步。</w:t>
       </w:r>
     </w:p>
     <w:p>
@@ -4208,7 +4146,7 @@
         <w:pStyle w:val="ListBullet"/>
       </w:pPr>
       <w:r>
-        <w:t>顶部不提供单独标签筛选菜单。搜索框同时匹配素材别名、物理文件名和标签名称；标签列表仍用于详情编辑、批量打标签和素材组条件，标签 CRUD 通过详情区域的独立管理入口完成。“素材组”保留为筛选菜单，选择后使用其标签 AND 条件刷新同一网格，并支持拖拽动态快照。</w:t>
+        <w:t>顶部不提供单独标签筛选菜单。搜索框同时匹配素材别名、物理文件名和标签名称；标签列表仍用于详情编辑和批量打标签，标签 CRUD 通过详情区域的独立管理入口完成。 “素材组”保留为筛选菜单；选择素材组后加载其明确保存的成员，素材组仍支持拖拽静态快照。</w:t>
       </w:r>
     </w:p>
     <w:p>
@@ -4600,7 +4538,7 @@
                 <w:color w:val="252A31"/>
                 <w:sz w:val="18"/>
               </w:rPr>
-              <w:t>关联表索引 + GROUP BY/HAVING 执行标签 AND 条件</w:t>
+              <w:t>成员关联表索引直接解析素材 ID 集合</w:t>
             </w:r>
           </w:p>
         </w:tc>
@@ -5083,7 +5021,7 @@
                 <w:color w:val="252A31"/>
                 <w:sz w:val="17"/>
               </w:rPr>
-              <w:t>P2 v9-v10 标签与素材组</w:t>
+              <w:t>P2 v9-v10/v40 标签与素材组</w:t>
             </w:r>
           </w:p>
         </w:tc>
@@ -5108,7 +5046,7 @@
                 <w:color w:val="252A31"/>
                 <w:sz w:val="17"/>
               </w:rPr>
-              <w:t>标签 CRUD、批量分配、AND 查询、动态解析</w:t>
+              <w:t>标签 CRUD、批量分配、成员维护和稳定解析</w:t>
             </w:r>
           </w:p>
         </w:tc>
@@ -5468,7 +5406,7 @@
         <w:pStyle w:val="ListBullet"/>
       </w:pPr>
       <w:r>
-        <w:t>☒ P2 标签与素材组：完成 Schema v9-v10、标签 CRUD、批量分配、标签 AND 查询和动态素材组；唯一性、隔离、关联及级联约束测试通过。</w:t>
+        <w:t>☒ P2 标签与素材组：完成 Schema v9-v10/v40、标签 CRUD、批量分配、手动素材组成员关系及真实成员数；唯一性、项目隔离、成员解析与级联约束测试通过。</w:t>
       </w:r>
     </w:p>
     <w:p>
@@ -5496,6 +5434,30 @@
       </w:r>
     </w:p>
     <w:p>
+      <w:r>
+        <w:rPr>
+          <w:rFonts w:ascii="Calibri" w:hAnsi="Calibri" w:eastAsia="Microsoft YaHei"/>
+        </w:rPr>
+        <w:t>2026-08-13 交互调整验证：素材类型筛选由三段按钮改为单选下拉菜单，默认值与 all/image/video 查询合同不变；真实项目中全部 9 项、图片 6 项、视频 3 项切换正确，AssetLibraryView 4 项测试通过，1440×900、1280×720 与 390×844 布局无控件越界、重叠或水平溢出。</w:t>
+      </w:r>
+    </w:p>
+    <w:p>
+      <w:r>
+        <w:rPr>
+          <w:rFonts w:ascii="Calibri" w:hAnsi="Calibri" w:eastAsia="Microsoft YaHei"/>
+        </w:rPr>
+        <w:t>2026-09-28 素材组语义调整验证：Schema v40 新增 asset_group_assets，素材组改为手动素材集合；支持 Pointer Events 拖入、将当前多选素材加入、编辑成员和稳定解析。数据库迁移 20 项、Worker 项目与素材服务 47 项、AssetLibraryView 7 项测试通过；同时保留 Windows WebView 原生拖放的 text/plain 回退路径。</w:t>
+      </w:r>
+    </w:p>
+    <w:p>
+      <w:r>
+        <w:rPr>
+          <w:rFonts w:ascii="Calibri" w:hAnsi="Calibri" w:eastAsia="Microsoft YaHei"/>
+        </w:rPr>
+        <w:t>2026-09-02 图片结果传输硬化验证：原生 Provider 桥在 Sidecar 2 MiB 上限之外接收并逐张外部化受控图片结果，兼容裸 Base64、Data URL、ASCII 空白和省略 padding 的标准 Base64；Worker 对临时路径、数量、大小、MIME 与文件签名进行复核，并将同次生成的全部结果以独立素材原子入库，任一结果失败时回滚文件和数据库写入。大图预览改为本地媒体地址，避免图片正文再次进入 JSONL。全量 TypeScript/JavaScript 524 项与 Rust 70 项通过；类型检查、Lint、格式检查、生产构建、Worker Sidecar 和 Windows NSIS 打包通过。</w:t>
+      </w:r>
+    </w:p>
+    <w:p>
       <w:pPr/>
       <w:r>
         <w:t>实施边界：缩略图写入 cache/thumbnails/{contentHash}.{ext}，属于可重建缓存；当前仓库没有图片编解码依赖，因此首版保留源尺寸与编码。素材“查看来源”定位到现有制作任务上下文，并在可用时选中关联镜头；当前产品没有独立任务日志路由。</w:t>
@@ -5503,6 +5465,182 @@
     </w:p>
     <w:p>
       <w:pPr/>
+    </w:p>
+    <w:p>
+      <w:pPr>
+        <w:pStyle w:val="Heading2"/>
+      </w:pPr>
+      <w:r>
+        <w:t>10.2 生成图片完整预览与页内放大 2026-10-12</w:t>
+      </w:r>
+    </w:p>
+    <w:p>
+      <w:r>
+        <w:rPr>
+          <w:rFonts w:ascii="Calibri" w:hAnsi="Calibri" w:eastAsia="Microsoft YaHei"/>
+        </w:rPr>
+        <w:t>用户确认生成图片应直接显示预览，点击可放大，预览完整显示画面。继续沿用本地媒体源、原素材引用和既有入库规则。</w:t>
+      </w:r>
+    </w:p>
+    <w:p>
+      <w:pPr>
+        <w:pStyle w:val="ListBullet"/>
+        <w:keepLines/>
+      </w:pPr>
+      <w:r>
+        <w:rPr>
+          <w:rFonts w:ascii="Calibri" w:hAnsi="Calibri" w:eastAsia="Microsoft YaHei"/>
+        </w:rPr>
+        <w:t>☒ V1 角色/场景图片与镜头参考图改为 contain 完整显示；镜头工作区按 shotId 显示已生成图片；一次生成多张时逐张预览。</w:t>
+      </w:r>
+    </w:p>
+    <w:p>
+      <w:pPr>
+        <w:pStyle w:val="ListBullet"/>
+        <w:keepLines/>
+      </w:pPr>
+      <w:r>
+        <w:rPr>
+          <w:rFonts w:ascii="Calibri" w:hAnsi="Calibri" w:eastAsia="Microsoft YaHei"/>
+        </w:rPr>
+        <w:t>☒ V2 生成结果、角色/场景画廊、镜头图片/参考图和素材详情使用同一页内查看器，支持关闭按钮、遮罩、Esc、键盘焦点与返回；查看图片无需跳转素材库，也不要求项目可写。</w:t>
+      </w:r>
+    </w:p>
+    <w:p>
+      <w:pPr>
+        <w:pStyle w:val="ListBullet"/>
+        <w:keepLines/>
+      </w:pPr>
+      <w:r>
+        <w:rPr>
+          <w:rFonts w:ascii="Calibri" w:hAnsi="Calibri" w:eastAsia="Microsoft YaHei"/>
+        </w:rPr>
+        <w:t>☒ V3 Desktop 聚焦 111 项、全仓 1010 项、Rust 129 项通过（1 项既有忽略）；typecheck、lint、format:check、git diff --check 及 tauri:build 通过。Edge 浏览器 1440×900、390×844 验证横/竖图 contain、放大窗口边界与零横向溢出；未发起付费 Provider 请求。详情见 [预览验证](./code-traces/2026-10-12-full-image-previews.md)。</w:t>
+      </w:r>
+    </w:p>
+    <w:p>
+      <w:pPr>
+        <w:pStyle w:val="ListBullet"/>
+        <w:keepLines/>
+      </w:pPr>
+      <w:r>
+        <w:rPr>
+          <w:rFonts w:ascii="Calibri" w:hAnsi="Calibri" w:eastAsia="Microsoft YaHei"/>
+        </w:rPr>
+        <w:t>☒ V4 Markdown 与两份 DOCX 的交互要求同步，内容一致性检查通过。</w:t>
+      </w:r>
+    </w:p>
+    <w:p>
+      <w:pPr>
+        <w:pStyle w:val="ListBullet"/>
+        <w:keepLines/>
+      </w:pPr>
+      <w:r>
+        <w:rPr>
+          <w:rFonts w:ascii="Calibri" w:hAnsi="Calibri" w:eastAsia="Microsoft YaHei"/>
+        </w:rPr>
+        <w:t>☐ V5 文档版式验收：Windows 随附运行时没有 LibreOffice，render_docx.py 无法生成 PNG；DOCX 的渲染复核待可用渲染器。</w:t>
+      </w:r>
+    </w:p>
+    <w:p>
+      <w:pPr>
+        <w:pStyle w:val="Heading2"/>
+      </w:pPr>
+      <w:r>
+        <w:t>10.3 素材库与项目资料并行打开 2026-10-13</w:t>
+      </w:r>
+    </w:p>
+    <w:p>
+      <w:r>
+        <w:rPr>
+          <w:rFonts w:ascii="Calibri" w:hAnsi="Calibri" w:eastAsia="Microsoft YaHei"/>
+        </w:rPr>
+        <w:t>用户确认素材库页面应能与其他项目资料页面同时打开。本次在 P0-P5 已完成基础上依次实施工作区面板接入、布局与项目隔离、回归验证，不改变素材库入库、手动素材组或拖拽快照规则。</w:t>
+      </w:r>
+    </w:p>
+    <w:p>
+      <w:pPr>
+        <w:pStyle w:val="ListBullet"/>
+        <w:keepLines/>
+      </w:pPr>
+      <w:r>
+        <w:rPr>
+          <w:rFonts w:ascii="Calibri" w:hAnsi="Calibri" w:eastAsia="Microsoft YaHei"/>
+        </w:rPr>
+        <w:t>☒ W1 工作区面板接入：打开素材库时保留当前小说、剧本、角色与场景、场次与镜头、任务日志；支持并排停靠、拖拽排序、浮动、关闭和重新打开，并避免重复面板。</w:t>
+      </w:r>
+    </w:p>
+    <w:p>
+      <w:pPr>
+        <w:pStyle w:val="ListBullet"/>
+        <w:keepLines/>
+      </w:pPr>
+      <w:r>
+        <w:rPr>
+          <w:rFonts w:ascii="Calibri" w:hAnsi="Calibri" w:eastAsia="Microsoft YaHei"/>
+        </w:rPr>
+        <w:t>☒ W2 布局与项目隔离：面板布局按项目本地保存，兼容旧布局记录；切换项目后重置素材搜索、筛选、选择、详情与临时编辑状态。</w:t>
+      </w:r>
+    </w:p>
+    <w:p>
+      <w:pPr>
+        <w:pStyle w:val="ListBullet"/>
+        <w:keepLines/>
+      </w:pPr>
+      <w:r>
+        <w:rPr>
+          <w:rFonts w:ascii="Calibri" w:hAnsi="Calibri" w:eastAsia="Microsoft YaHei"/>
+        </w:rPr>
+        <w:t>☒ W3 回归验证：面板并行打开、停靠/浮动/关闭恢复、旧布局兼容与项目切换测试通过；素材组筛选启用时的素材深链加载回归、全仓测试与最终桌面构建通过，已执行检查及限制见下方记录。</w:t>
+      </w:r>
+    </w:p>
+    <w:p>
+      <w:pPr>
+        <w:pStyle w:val="ListBullet"/>
+        <w:keepLines/>
+      </w:pPr>
+      <w:r>
+        <w:rPr>
+          <w:rFonts w:ascii="Calibri" w:hAnsi="Calibri" w:eastAsia="Microsoft YaHei"/>
+        </w:rPr>
+        <w:t>☒ W4 文档同步：两份 Markdown 与对应 DOCX 的确认要求一致；保留既有版式，已通过内容一致性、ZIP 完整性与 OOXML XML 结构检查。</w:t>
+      </w:r>
+    </w:p>
+    <w:p>
+      <w:pPr>
+        <w:pStyle w:val="ListBullet"/>
+        <w:keepLines/>
+      </w:pPr>
+      <w:r>
+        <w:rPr>
+          <w:rFonts w:ascii="Calibri" w:hAnsi="Calibri" w:eastAsia="Microsoft YaHei"/>
+        </w:rPr>
+        <w:t>☐ W5 文档版式验收：已尝试 render_docx.py；Windows 随附运行时未提供 LibreOffice，无法生成页面 PNG，视觉渲染复核待可用渲染器。</w:t>
+      </w:r>
+    </w:p>
+    <w:p>
+      <w:r>
+        <w:rPr>
+          <w:rFonts w:ascii="Calibri" w:hAnsi="Calibri" w:eastAsia="Microsoft YaHei"/>
+        </w:rPr>
+        <w:t>自动化验证：首次聚焦 8 个文件共 135 项测试通过；最终 pnpm test 全仓 1041 项通过（Desktop 337、Worker 563、persistence 52、generation 25、llm 32、contracts 24、context 8），包含素材组筛选启用时的素材深链加载回归；Rust cargo test 129 项通过、1 项既有忽略。全仓 typecheck、format:check、pnpm build、新增回归后的最终桌面端 tsc -b 与 Vite 构建、变更源码 ESLint 及 git diff --check 通过。</w:t>
+      </w:r>
+    </w:p>
+    <w:p>
+      <w:r>
+        <w:rPr>
+          <w:rFonts w:ascii="Calibri" w:hAnsi="Calibri" w:eastAsia="Microsoft YaHei"/>
+        </w:rPr>
+        <w:t>浏览器验证：使用真实 App 与隔离的内存示例数据，在 1440 和 1280 宽度下验证项目资料与素材库并排、页面及素材网格无水平溢出；390 宽度下通过工作区页签切换。窄屏切换时隐藏而不卸载面板，以保留未保存输入；同时修正窄素材卡片元数据、项目工具栏排版和镜头网格区块重叠。</w:t>
+      </w:r>
+    </w:p>
+    <w:p>
+      <w:r>
+        <w:rPr>
+          <w:rFonts w:ascii="Calibri" w:hAnsi="Calibri" w:eastAsia="Microsoft YaHei"/>
+        </w:rPr>
+        <w:t>验证边界：默认 pnpm lint 被既有且已忽略的临时目录 .m2-ui-novel-open-goal/validate.cjs 中 9 个 no-undef 错误阻塞；排除此目录后的 pnpm exec eslint . --ignore-pattern '.m2-ui-novel-open-goal/**' 通过。未执行原生窗口或付费生成端到端冒烟。IAB 中尝试素材卡片拖入镜头未触发 drop，因此未宣称该手工项通过；本次未修改素材拖放协议，沿用既有自动化测试。</w:t>
+      </w:r>
     </w:p>
     <w:p>
       <w:pPr>
@@ -5577,7 +5715,7 @@
         <w:rPr>
           <w:rFonts w:ascii="Calibri" w:hAnsi="Calibri" w:eastAsia="Microsoft YaHei"/>
         </w:rPr>
-        <w:t>素材组动态加入/退出、标签删除冲突和级联清理。</w:t>
+        <w:t>素材组成员加入/移除、素材删除和级联清理。</w:t>
       </w:r>
     </w:p>
     <w:p>
@@ -5686,6 +5824,30 @@
     </w:p>
     <w:p>
       <w:pPr>
+        <w:pStyle w:val="ListBullet"/>
+        <w:keepLines/>
+      </w:pPr>
+      <w:r>
+        <w:rPr>
+          <w:rFonts w:ascii="Calibri" w:hAnsi="Calibri" w:eastAsia="Microsoft YaHei"/>
+        </w:rPr>
+        <w:t>素材库与各项目资料面板同时打开，停靠并排、拖拽排序、浮动、关闭和重新打开。</w:t>
+      </w:r>
+    </w:p>
+    <w:p>
+      <w:pPr>
+        <w:pStyle w:val="ListBullet"/>
+        <w:keepLines/>
+      </w:pPr>
+      <w:r>
+        <w:rPr>
+          <w:rFonts w:ascii="Calibri" w:hAnsi="Calibri" w:eastAsia="Microsoft YaHei"/>
+        </w:rPr>
+        <w:t>按项目保存与恢复素材库面板布局、旧布局兼容、同一面板重复点击，以及切换项目后素材界面状态清空。</w:t>
+      </w:r>
+    </w:p>
+    <w:p>
+      <w:pPr>
         <w:pStyle w:val="Heading2"/>
       </w:pPr>
       <w:r>
@@ -5713,7 +5875,7 @@
         <w:rPr>
           <w:rFonts w:ascii="Calibri" w:hAnsi="Calibri" w:eastAsia="Microsoft YaHei"/>
         </w:rPr>
-        <w:t>设置别名和标签，创建包含两个标签的素材组并验证动态更新。</w:t>
+        <w:t>设置别名和标签，多选或拖入素材创建素材组并验证成员更新。</w:t>
       </w:r>
     </w:p>
     <w:p>
@@ -6132,7 +6294,7 @@
                 <w:color w:val="252A31"/>
                 <w:sz w:val="17"/>
               </w:rPr>
-              <w:t>动态素材组改变已在用内容</w:t>
+              <w:t>素材组成员被误改</w:t>
             </w:r>
           </w:p>
         </w:tc>
@@ -6624,61 +6786,56 @@
                 <w:sz w:val="16"/>
               </w:rPr>
               <w:t>P0 基线与合同</w:t>
+              <w:br/>
+              <w:t xml:space="preserve">  → P1 别名 / 查询 / 回收站</w:t>
+              <w:br/>
+              <w:t xml:space="preserve">  → P2 标签 / 素材组</w:t>
+              <w:br/>
+              <w:t xml:space="preserve">  → P3 独立素材库 UI</w:t>
+              <w:br/>
+              <w:t xml:space="preserve">  → P4 拖拽与生产目标</w:t>
+              <w:br/>
+              <w:t xml:space="preserve">  → P5 日志联动 / 性能 / 发布硬化</w:t>
             </w:r>
-            <w:r>
-              <w:br/>
-            </w:r>
+            <w:r/>
             <w:r>
               <w:rPr>
                 <w:rFonts w:ascii="Consolas" w:hAnsi="Consolas" w:eastAsia="Microsoft YaHei"/>
                 <w:color w:val="263238"/>
                 <w:sz w:val="16"/>
               </w:rPr>
-              <w:t xml:space="preserve">  → P1 别名 / 查询 / 回收站</w:t>
             </w:r>
-            <w:r>
-              <w:br/>
-            </w:r>
+            <w:r/>
             <w:r>
               <w:rPr>
                 <w:rFonts w:ascii="Consolas" w:hAnsi="Consolas" w:eastAsia="Microsoft YaHei"/>
                 <w:color w:val="263238"/>
                 <w:sz w:val="16"/>
               </w:rPr>
-              <w:t xml:space="preserve">  → P2 标签 / 素材组</w:t>
             </w:r>
-            <w:r>
-              <w:br/>
-            </w:r>
+            <w:r/>
             <w:r>
               <w:rPr>
                 <w:rFonts w:ascii="Consolas" w:hAnsi="Consolas" w:eastAsia="Microsoft YaHei"/>
                 <w:color w:val="263238"/>
                 <w:sz w:val="16"/>
               </w:rPr>
-              <w:t xml:space="preserve">  → P3 独立素材库 UI</w:t>
             </w:r>
-            <w:r>
-              <w:br/>
-            </w:r>
+            <w:r/>
             <w:r>
               <w:rPr>
                 <w:rFonts w:ascii="Consolas" w:hAnsi="Consolas" w:eastAsia="Microsoft YaHei"/>
                 <w:color w:val="263238"/>
                 <w:sz w:val="16"/>
               </w:rPr>
-              <w:t xml:space="preserve">  → P4 拖拽与生产目标</w:t>
             </w:r>
-            <w:r>
-              <w:br/>
-            </w:r>
+            <w:r/>
             <w:r>
               <w:rPr>
                 <w:rFonts w:ascii="Consolas" w:hAnsi="Consolas" w:eastAsia="Microsoft YaHei"/>
                 <w:color w:val="263238"/>
                 <w:sz w:val="16"/>
               </w:rPr>
-              <w:t xml:space="preserve">  → P5 日志联动 / 性能 / 发布硬化</w:t>
             </w:r>
           </w:p>
         </w:tc>
@@ -6728,7 +6885,7 @@
                 <w:color w:val="0B2545"/>
                 <w:sz w:val="21"/>
               </w:rPr>
-              <w:t xml:space="preserve">实施冻结项  </w:t>
+              <w:t>实施冻结项 不得将失败任务写入素材库，不得用别名移动物理文件，不得让素材组直接驱动已落入生产草稿的内容，不得使用 GitHub 作为运行时素材同步机制。</w:t>
             </w:r>
             <w:r>
               <w:rPr>
@@ -6736,7 +6893,6 @@
                 <w:color w:val="0B2545"/>
                 <w:sz w:val="21"/>
               </w:rPr>
-              <w:t>不得将失败任务写入素材库，不得用别名移动物理文件，不得让动态素材组直接驱动已落入生产草稿的内容，不得使用 GitHub 作为运行时素材同步机制。</w:t>
             </w:r>
           </w:p>
         </w:tc>

--- a/docs/素材库优化方案实施文档.docx
+++ b/docs/素材库优化方案实施文档.docx
@@ -108,7 +108,7 @@
           </w:tcPr>
           <w:p>
             <w:r>
-              <w:t>v1.2</w:t>
+              <w:t>v1.3</w:t>
             </w:r>
           </w:p>
         </w:tc>
@@ -4225,6 +4225,18 @@
     </w:p>
     <w:p>
       <w:pPr>
+        <w:pStyle w:val="ListBullet"/>
+        <w:keepLines/>
+      </w:pPr>
+      <w:r>
+        <w:rPr>
+          <w:rFonts w:ascii="Calibri" w:hAnsi="Calibri" w:eastAsia="Microsoft YaHei"/>
+        </w:rPr>
+        <w:t>ProductionPanel 的图片文件参数对本地上传图片和 asset:// 素材引用均使用 contain 完整缩略预览，并复用 ImagePreview 点击页内放大；保留文件名、文件大小，排序、替换、移除和清空后预览对应当前输入，继续保存原输入值与素材引用。</w:t>
+      </w:r>
+    </w:p>
+    <w:p>
+      <w:pPr>
         <w:pStyle w:val="Heading1"/>
       </w:pPr>
       <w:r>
@@ -5644,6 +5656,98 @@
     </w:p>
     <w:p>
       <w:pPr>
+        <w:pStyle w:val="Heading2"/>
+      </w:pPr>
+      <w:r>
+        <w:t>10.4 文件参数预览 2026-10-15</w:t>
+      </w:r>
+    </w:p>
+    <w:p>
+      <w:r>
+        <w:rPr>
+          <w:rFonts w:ascii="Calibri" w:hAnsi="Calibri" w:eastAsia="Microsoft YaHei"/>
+        </w:rPr>
+        <w:t>用户确认素材库相关的上传文件参数应支持预览。本次在既有阶段完成的基础上，依次补齐生产区域本地图片和素材引用图片的完整缩略预览、页内放大与回归验证；沿用既有自动入库、拖拽快照、参数存储和本地优先边界。</w:t>
+      </w:r>
+    </w:p>
+    <w:p>
+      <w:pPr>
+        <w:pStyle w:val="ListBullet"/>
+        <w:keepLines/>
+      </w:pPr>
+      <w:r>
+        <w:rPr>
+          <w:rFonts w:ascii="Calibri" w:hAnsi="Calibri" w:eastAsia="Microsoft YaHei"/>
+        </w:rPr>
+        <w:t>☒ F1 本地图片参数：保留文件名与文件大小，完整显示缩略图，点击复用 ImagePreview 页内放大，支持关闭按钮、遮罩与 Esc 返回。</w:t>
+      </w:r>
+    </w:p>
+    <w:p>
+      <w:pPr>
+        <w:pStyle w:val="ListBullet"/>
+        <w:keepLines/>
+      </w:pPr>
+      <w:r>
+        <w:rPr>
+          <w:rFonts w:ascii="Calibri" w:hAnsi="Calibri" w:eastAsia="Microsoft YaHei"/>
+        </w:rPr>
+        <w:t>☒ F2 素材引用参数：asset:// 图片引用直接显示完整缩略图并可放大；多项排序、替换、移除和清空后预览对应当前输入，保留原参数值与引用。</w:t>
+      </w:r>
+    </w:p>
+    <w:p>
+      <w:pPr>
+        <w:pStyle w:val="ListBullet"/>
+        <w:keepLines/>
+      </w:pPr>
+      <w:r>
+        <w:rPr>
+          <w:rFonts w:ascii="Calibri" w:hAnsi="Calibri" w:eastAsia="Microsoft YaHei"/>
+        </w:rPr>
+        <w:t>☒ F3 回归验证：文件参数预览聚焦测试、390/320 宽度面板浏览器验收、全仓 TypeScript/JavaScript 与 Rust 测试、静态检查、生产构建和 Windows Tauri NSIS 打包通过，结果与边界见下方记录。</w:t>
+      </w:r>
+    </w:p>
+    <w:p>
+      <w:pPr>
+        <w:pStyle w:val="ListBullet"/>
+        <w:keepLines/>
+      </w:pPr>
+      <w:r>
+        <w:rPr>
+          <w:rFonts w:ascii="Calibri" w:hAnsi="Calibri" w:eastAsia="Microsoft YaHei"/>
+        </w:rPr>
+        <w:t>☒ F4 文档同步：两份 Markdown 与对应 DOCX 的确认要求一致，保留既有版式并完成内容一致性、ZIP 完整性与 OOXML XML 结构检查。</w:t>
+      </w:r>
+    </w:p>
+    <w:p>
+      <w:pPr>
+        <w:pStyle w:val="ListBullet"/>
+        <w:keepLines/>
+      </w:pPr>
+      <w:r>
+        <w:rPr>
+          <w:rFonts w:ascii="Calibri" w:hAnsi="Calibri" w:eastAsia="Microsoft YaHei"/>
+        </w:rPr>
+        <w:t>☐ F5 文档版式验收：两份 DOCX 均已尝试 render_docx.py；随附运行时未提供 LibreOffice，诊断为找不到 soffice.exe，未生成页面 PNG；视觉渲染复核待可用渲染器。</w:t>
+      </w:r>
+    </w:p>
+    <w:p>
+      <w:r>
+        <w:rPr>
+          <w:rFonts w:ascii="Calibri" w:hAnsi="Calibri" w:eastAsia="Microsoft YaHei"/>
+        </w:rPr>
+        <w:t>自动化验证：ProductionPanel 34 项与 ImagePreview 2 项，共 36 项聚焦测试通过，另有素材库 10 项测试通过；pnpm test 全仓 1212 项通过（Desktop 355、Worker 679、persistence 60、generation 54、llm 32、contracts 24、context 8）；Rust 155 项通过、1 项既有忽略。全仓 typecheck、lint、format:check、pnpm build 与 pnpm tauri:build 通过，后者完成 Worker Sidecar、桌面生产构建与 Windows NSIS 安装包 unicomp_0.1.0_x64-setup.exe。</w:t>
+      </w:r>
+    </w:p>
+    <w:p>
+      <w:r>
+        <w:rPr>
+          <w:rFonts w:ascii="Calibri" w:hAnsi="Calibri" w:eastAsia="Microsoft YaHei"/>
+        </w:rPr>
+        <w:t>浏览器验证：使用真实 ProductionPanel 与隔离示例数据，在 390 与 320 宽度面板验证 960×360 横图与 360×960 竖图，64 px 缩略区域完整 contain 显示、点击页内放大与关闭均通过；输入行 scrollWidth = clientWidth，无水平溢出。已修正竖图固有高度撑出缩略区域的问题并复核。未发起付费请求，未修改真实项目数据。</w:t>
+      </w:r>
+    </w:p>
+    <w:p>
+      <w:pPr>
         <w:pStyle w:val="Heading1"/>
       </w:pPr>
       <w:r>
@@ -5844,6 +5948,18 @@
           <w:rFonts w:ascii="Calibri" w:hAnsi="Calibri" w:eastAsia="Microsoft YaHei"/>
         </w:rPr>
         <w:t>按项目保存与恢复素材库面板布局、旧布局兼容、同一面板重复点击，以及切换项目后素材界面状态清空。</w:t>
+      </w:r>
+    </w:p>
+    <w:p>
+      <w:pPr>
+        <w:pStyle w:val="ListBullet"/>
+        <w:keepLines/>
+      </w:pPr>
+      <w:r>
+        <w:rPr>
+          <w:rFonts w:ascii="Calibri" w:hAnsi="Calibri" w:eastAsia="Microsoft YaHei"/>
+        </w:rPr>
+        <w:t>图片文件参数的本地上传和素材引用均完整显示缩略图并支持页内放大；关闭按钮、遮罩、Esc、文件信息和排序、替换、移除、清空后的预览一致性。</w:t>
       </w:r>
     </w:p>
     <w:p>

--- a/docs/素材库优化方案实施文档.docx
+++ b/docs/素材库优化方案实施文档.docx
@@ -5748,6 +5748,82 @@
     </w:p>
     <w:p>
       <w:pPr>
+        <w:pStyle w:val="Heading2"/>
+      </w:pPr>
+      <w:r>
+        <w:t>10.5 场次目录与统一参考资料 2026-10-17</w:t>
+      </w:r>
+    </w:p>
+    <w:p>
+      <w:pPr/>
+      <w:r>
+        <w:t>用户确认按场次组织镜头，并将角色与声音、场景参考和镜头参考统一为参考图卡片交互。本次在 P0-P5 已完成基础上依次实施目录、共享卡片与关联数据、回归验证和文档同步。</w:t>
+      </w:r>
+    </w:p>
+    <w:p>
+      <w:pPr/>
+      <w:r>
+        <w:t>U1 已完成：目录按场次展开所属镜头，目录内移除场景绑定控件，选择场次或镜头分别显示对应编辑内容。</w:t>
+      </w:r>
+    </w:p>
+    <w:p>
+      <w:pPr/>
+      <w:r>
+        <w:t>U2 已完成：场次和镜头共用参考卡片，场景在内容区选择与解除关联；镜头显示所属场次全部角色默认图和声音，保存角色修改回写所属场次，镜头图片覆盖与首帧保留。生成时使用全部已解析的角色图片，继承不会写成镜头覆盖。</w:t>
+      </w:r>
+    </w:p>
+    <w:p>
+      <w:pPr/>
+      <w:r>
+        <w:t>U3 已完成：聚焦 109 项、全仓 1421 项 TypeScript/JavaScript 测试与 Rust 158 项通过（1 项既有忽略）；typecheck、lint、format:check、git diff --check、生产构建和 Windows NSIS 打包通过。浏览器使用隔离示例数据验证 1440、1280、390 宽度，无横向溢出，图片完整显示，多角色图片实际传入生成，场次和镜头拥有独立滚动区。</w:t>
+      </w:r>
+    </w:p>
+    <w:p>
+      <w:pPr/>
+      <w:r>
+        <w:t>U4 已完成：本节及产品方案 4.3 已同步至对应 DOCX，内容一致性、ZIP 完整性与 OOXML XML 结构检查通过。实现和验证记录见 docs/code-traces/2026-10-17-unified-scene-shot-references.md。</w:t>
+      </w:r>
+    </w:p>
+    <w:p>
+      <w:pPr/>
+      <w:r>
+        <w:t>U5 文档版式待验收：两份 DOCX 已尝试 render_docx.py；环境缺少 LibreOffice soffice.exe，无法生成页面 PNG，尚未完成视觉渲染验收。</w:t>
+      </w:r>
+    </w:p>
+    <w:p>
+      <w:pPr>
+        <w:pStyle w:val="Heading2"/>
+      </w:pPr>
+      <w:r>
+        <w:t>10.6 镜头衔接抽帧 2026-10-18</w:t>
+      </w:r>
+    </w:p>
+    <w:p>
+      <w:pPr/>
+      <w:r>
+        <w:t>在既有 P0–P5 完成基础上，按 C0 合同、C1 本地选帧、C2 项目持久化与制作绑定、C3 人工交互与 LLM、C4 回归顺序实施。逐项状态及验收证据见 docs/SHOT-CONTINUITY-IMPLEMENTATION-PLAN.md。</w:t>
+      </w:r>
+    </w:p>
+    <w:p>
+      <w:pPr/>
+      <w:r>
+        <w:t>预览候选帧完成读取即清理，不进入素材库。人工确认的原尺寸帧通过本地成功任务、图片素材及结果记录原子入库；失败清理文件并回滚记录，源视频保持不变。记录真实来源视频、哈希、人工时间点和基准帧；SQLite 保存衔接及可编辑提示词，沿用版本冲突与提交前来源复验。</w:t>
+      </w:r>
+    </w:p>
+    <w:p>
+      <w:pPr/>
+      <w:r>
+        <w:t>确认画面后才允许 LLM 生成提示词。同机位直接绑定基准帧；换机位先参考生图并人工确认新构图，再生成视频。多张选帧用于 LLM 理解，实际视频输入仍按已确认首帧和所选模型 Schema 映射；缺少严格首帧能力时明确阻止本流程提交，不静默降级为普通参考。</w:t>
+      </w:r>
+    </w:p>
+    <w:p>
+      <w:pPr/>
+      <w:r>
+        <w:t>衔接引用计入回收站确认及彻底删除保护。Markdown 与 DOCX 同步新增规则；版式验收结果单独记录，自动化测试不能替代真实付费视频的连贯质量验收。</w:t>
+      </w:r>
+    </w:p>
+    <w:p>
+      <w:pPr>
         <w:pStyle w:val="Heading1"/>
       </w:pPr>
       <w:r>
@@ -7019,6 +7095,38 @@
         <w:spacing w:after="0"/>
       </w:pPr>
     </w:p>
+    <w:p>
+      <w:pPr>
+        <w:pStyle w:val="Heading1"/>
+        <w:keepNext/>
+      </w:pPr>
+      <w:r>
+        <w:rPr>
+          <w:color w:val="000000"/>
+        </w:rPr>
+        <w:t>并发任务实现更新</w:t>
+      </w:r>
+    </w:p>
+    <w:p>
+      <w:r>
+        <w:t>2026-10-17。统一并发计划已接入多项目运行上下文和按任务观察。激活另一项目或切换会话只改变界面订阅；显式卸载项目会停止该项目本地运行。任务和索引继续存储在本地项目 SQLite，GitHub 只管理源码和评审。</w:t>
+      </w:r>
+    </w:p>
+    <w:p>
+      <w:r>
+        <w:t>图片、视频、配音、章节和文件任务拥有独立身份，并按依赖、目标锁、版本 CAS 和共享容量执行。人工确认按项目、任务和令牌排队；取消一项任务不否决其他任务。素材库仍仅展示成功且已落盘的图片或视频，失败和排队过程留在任务日志。</w:t>
+      </w:r>
+    </w:p>
+    <w:p>
+      <w:r>
+        <w:t>普通发送采用有序跟进，独立任务可显式并行，补充输入须指定目标任务并在轮次边界消费。历史和检索遵守已冻结的任务边界；正文按需读取，草稿、正式版本与未知提交状态明确区分。审核、发布、费用确认、声音版本、采用 take 和引用快照的原有规则保持有效。</w:t>
+      </w:r>
+    </w:p>
+    <w:p>
+      <w:r>
+        <w:t>阶段验证与尚待执行的发布验收以 docs/UNIFIED-TASK-CONCURRENCY-IMPLEMENTATION-PLAN.md 及 docs/code-traces/2026-10-17-concurrency-p3.md 至 concurrency-p5d.md 为准。模拟 Provider 测试不替代真实账号质量、Windows 休眠、旧版本升级或签名验收。</w:t>
+      </w:r>
+    </w:p>
     <w:sectPr>
       <w:headerReference w:type="default" r:id="rId9"/>
       <w:footerReference w:type="default" r:id="rId10"/>

--- a/docs/素材库优化方案实施文档.docx
+++ b/docs/素材库优化方案实施文档.docx
@@ -4166,7 +4166,7 @@
         <w:rPr>
           <w:rFonts w:ascii="Calibri" w:hAnsi="Calibri" w:eastAsia="Microsoft YaHei"/>
         </w:rPr>
-        <w:t>网格使用稳定的 aspect-ratio 和固定元数据区高度，避免别名和标签导致卡片跳动。</w:t>
+        <w:t>网格使用稳定的 1:1 预览区，图片和视频完整显示；卡片信息区紧凑排列，仅在有别名或标签时创建对应的信息行，底部保留日期与文件大小。</w:t>
       </w:r>
     </w:p>
     <w:p>
@@ -4196,7 +4196,7 @@
         <w:rPr>
           <w:rFonts w:ascii="Calibri" w:hAnsi="Calibri" w:eastAsia="Microsoft YaHei"/>
         </w:rPr>
-        <w:t>别名最长两行，超出省略并保留 title；标签以有限行展示，剩余数量用 +N 表示。</w:t>
+        <w:t>卡片不显示物理文件名；仅显示已设置的别名，单行超出省略并保留 title；标签以有限行展示，剩余数量用 +N 表示。无别名时卡片提供“图片素材/视频素材 + 当前序号”的无障碍名称；文件名继续用于搜索与详情路径。</w:t>
       </w:r>
     </w:p>
     <w:p>
@@ -5446,6 +5446,17 @@
       </w:r>
     </w:p>
     <w:p>
+      <w:pPr>
+        <w:spacing w:after="80"/>
+        <w:pBdr>
+          <w:left w:val="single" w:sz="18" w:space="7" w:color="2E74B5"/>
+        </w:pBdr>
+      </w:pPr>
+      <w:r>
+        <w:t>☒ S 场次角色媒体预览：功能与质量门禁完成；DOCX 版式待验收（详见 10.6）</w:t>
+      </w:r>
+    </w:p>
+    <w:p>
       <w:r>
         <w:rPr>
           <w:rFonts w:ascii="Calibri" w:hAnsi="Calibri" w:eastAsia="Microsoft YaHei"/>
@@ -5744,6 +5755,197 @@
           <w:rFonts w:ascii="Calibri" w:hAnsi="Calibri" w:eastAsia="Microsoft YaHei"/>
         </w:rPr>
         <w:t>浏览器验证：使用真实 ProductionPanel 与隔离示例数据，在 390 与 320 宽度面板验证 960×360 横图与 360×960 竖图，64 px 缩略区域完整 contain 显示、点击页内放大与关闭均通过；输入行 scrollWidth = clientWidth，无水平溢出。已修正竖图固有高度撑出缩略区域的问题并复核。未发起付费请求，未修改真实项目数据。</w:t>
+      </w:r>
+    </w:p>
+    <w:p>
+      <w:pPr>
+        <w:pStyle w:val="Heading2"/>
+      </w:pPr>
+      <w:r>
+        <w:t>10.5 素材预览卡片样式 2026-10-16</w:t>
+      </w:r>
+    </w:p>
+    <w:p>
+      <w:r>
+        <w:rPr>
+          <w:rFonts w:ascii="Calibri" w:hAnsi="Calibri" w:eastAsia="Microsoft YaHei"/>
+        </w:rPr>
+        <w:t>用户确认调整素材网格的预览卡片样式，不显示文件名。本次在既有阶段完成基础上，依次调整卡片展示、回归验证与文档同步。</w:t>
+      </w:r>
+    </w:p>
+    <w:p>
+      <w:r>
+        <w:rPr>
+          <w:rFonts w:ascii="Calibri" w:hAnsi="Calibri" w:eastAsia="Microsoft YaHei"/>
+        </w:rPr>
+        <w:t>☒ C1 卡片展示：方形完整预览，移除物理文件名回退；仅显示已设置的单行别名和标签，底部保留创建日期与大小；保留选择、多选、拖拽和文件名搜索。</w:t>
+      </w:r>
+    </w:p>
+    <w:p>
+      <w:r>
+        <w:rPr>
+          <w:rFonts w:ascii="Calibri" w:hAnsi="Calibri" w:eastAsia="Microsoft YaHei"/>
+        </w:rPr>
+        <w:t>☒ C2 聚焦验收：素材库 10 项测试通过；Edge 浏览器 1440、1280、800、390、320 宽度与浅色主题共 6 种布局通过，覆盖横图、竖图、方图、长别名、标签、选择、多选、键盘选择、改别名和文件名搜索，无横向溢出或浏览器错误。</w:t>
+      </w:r>
+    </w:p>
+    <w:p>
+      <w:r>
+        <w:rPr>
+          <w:rFonts w:ascii="Calibri" w:hAnsi="Calibri" w:eastAsia="Microsoft YaHei"/>
+        </w:rPr>
+        <w:t>☒ C3 文档同步：两份 Markdown 与对应 DOCX 的确认要求同步，完成内容一致性、ZIP 完整性与 OOXML XML 结构检查。</w:t>
+      </w:r>
+    </w:p>
+    <w:p>
+      <w:r>
+        <w:rPr>
+          <w:rFonts w:ascii="Calibri" w:hAnsi="Calibri" w:eastAsia="Microsoft YaHei"/>
+        </w:rPr>
+        <w:t>☐ C4 全仓门禁：本次改动源码的 ESLint、Prettier 与 diff 检查通过；全仓 typecheck、生产构建与 Rust 155 项测试通过（1 项既有忽略）。全量 JavaScript/TypeScript 测试与全仓 lint、format:check 仍有本次范围外的问题，详见下方记录，未宣称整体门禁完成。</w:t>
+      </w:r>
+    </w:p>
+    <w:p>
+      <w:r>
+        <w:rPr>
+          <w:rFonts w:ascii="Calibri" w:hAnsi="Calibri" w:eastAsia="Microsoft YaHei"/>
+        </w:rPr>
+        <w:t>☐ C5 文档版式验收：两份 DOCX 已尝试随附 render_docx.py；运行时缺少 LibreOffice soffice.exe，无法生成页面 PNG，保留内容与结构已同步的源文档，版式待可用渲染器复核。</w:t>
+      </w:r>
+    </w:p>
+    <w:p>
+      <w:r>
+        <w:rPr>
+          <w:rFonts w:ascii="Calibri" w:hAnsi="Calibri" w:eastAsia="Microsoft YaHei"/>
+        </w:rPr>
+        <w:t>验证记录：首次全仓测试受大检索数据测试 5 秒超时阻塞；顺序执行 pnpm -r --no-bail --workspace-concurrency=1 --if-present test 后该项通过，累计 1281 项通过、3 项失败。失败为 ProductionPanel 两项与 ShotWorkspace 一项图片预览测试，均涉及当前工作区另行修改中的缩略图链路；素材库 10 项均通过。全仓 lint 另报 AssetImagePreview.test.tsx、SceneWorkspace.test.tsx 与 scene-media.ts 共 7 个错误；format:check 报本次范围外 16 个文件的格式问题。本次未改动这些其他工作，也未发起付费请求或修改真实项目数据。详见 卡片验证（./code-traces/2026-10-16-asset-preview-cards.md）。</w:t>
+      </w:r>
+    </w:p>
+    <w:p>
+      <w:pPr>
+        <w:pStyle w:val="Heading2"/>
+      </w:pPr>
+      <w:r>
+        <w:t>10.6 场次角色媒体预览 2026-10-16</w:t>
+      </w:r>
+    </w:p>
+    <w:p>
+      <w:pPr>
+        <w:spacing w:after="80"/>
+        <w:pBdr>
+          <w:left w:val="single" w:sz="18" w:space="7" w:color="2E74B5"/>
+        </w:pBdr>
+      </w:pPr>
+      <w:r>
+        <w:rPr>
+          <w:rFonts w:ascii="Calibri" w:hAnsi="Calibri" w:eastAsia="Microsoft YaHei"/>
+          <w:b/>
+          <w:color w:val="2E74B5"/>
+          <w:sz w:val="18"/>
+        </w:rPr>
+        <w:t>☒ S1 持久化与查询：Schema v48 独立保存图片／声音禁用标志，旧明确引用保留；场次批量查询最多 30 位角色、60 个已绑定图片 ID、30 个声音版本，并为每个角色返回默认图及至多 8 张近期候选图。来源查询使用项目及来源文档表达式索引，读取不改写场次。</w:t>
+      </w:r>
+    </w:p>
+    <w:p>
+      <w:pPr>
+        <w:spacing w:after="80"/>
+        <w:pBdr>
+          <w:left w:val="single" w:sz="18" w:space="7" w:color="2E74B5"/>
+        </w:pBdr>
+      </w:pPr>
+      <w:r>
+        <w:rPr>
+          <w:rFonts w:ascii="Calibri" w:hAnsi="Calibri" w:eastAsia="Microsoft YaHei"/>
+          <w:b/>
+          <w:color w:val="2E74B5"/>
+          <w:sz w:val="18"/>
+        </w:rPr>
+        <w:t>☒ S2 场次与生成输入：默认资源后补可见、本场覆盖与不使用、历史声音试听、按项目／角色过滤事件和迟到响应隔离；进入制作页解析有效图片，默认声音在制作页解析为实际版本，既有任务快照与提交校验继续有效。</w:t>
+      </w:r>
+    </w:p>
+    <w:p>
+      <w:pPr>
+        <w:spacing w:after="80"/>
+        <w:pBdr>
+          <w:left w:val="single" w:sz="18" w:space="7" w:color="2E74B5"/>
+        </w:pBdr>
+      </w:pPr>
+      <w:r>
+        <w:rPr>
+          <w:rFonts w:ascii="Calibri" w:hAnsi="Calibri" w:eastAsia="Microsoft YaHei"/>
+          <w:b/>
+          <w:color w:val="2E74B5"/>
+          <w:sz w:val="18"/>
+        </w:rPr>
+        <w:t>☒ S3 媒体开销：图片可见时请求最长边 320 像素的真实缩略图，相同内容合并并发请求并复用本地缓存，最多两个编码并行；放大才请求原图。角色图片页复用同一预览组件，声音点击后才请求文件。</w:t>
+      </w:r>
+    </w:p>
+    <w:p>
+      <w:pPr>
+        <w:spacing w:after="80"/>
+        <w:pBdr>
+          <w:left w:val="single" w:sz="18" w:space="7" w:color="2E74B5"/>
+        </w:pBdr>
+      </w:pPr>
+      <w:r>
+        <w:rPr>
+          <w:rFonts w:ascii="Calibri" w:hAnsi="Calibri" w:eastAsia="Microsoft YaHei"/>
+          <w:b/>
+          <w:color w:val="2E74B5"/>
+          <w:sz w:val="18"/>
+        </w:rPr>
+        <w:t>☒ S4 最终验收：全仓 1298 项 JavaScript/TypeScript 测试、Rust 155 项测试（1 项既有忽略）、typecheck、lint、format:check、diff 检查、生产构建及 Windows NSIS 打包通过；Edge 1440/390/320 宽度验收和打包 Worker 冒烟通过。两份 Markdown 与对应 DOCX 的内容、ZIP 完整性和 OOXML 结构已同步验证；详见 实施记录（./code-traces/2026-10-16-scene-media-preview.md）。</w:t>
+      </w:r>
+    </w:p>
+    <w:p>
+      <w:pPr>
+        <w:spacing w:after="80"/>
+        <w:pBdr>
+          <w:left w:val="single" w:sz="18" w:space="7" w:color="2E74B5"/>
+        </w:pBdr>
+      </w:pPr>
+      <w:r>
+        <w:rPr>
+          <w:rFonts w:ascii="Calibri" w:hAnsi="Calibri" w:eastAsia="Microsoft YaHei"/>
+          <w:b/>
+          <w:color w:val="2E74B5"/>
+          <w:sz w:val="18"/>
+        </w:rPr>
+        <w:t>☐ S5 文档版式验收：两份 DOCX 已尝试 render_docx.py，运行时缺少 LibreOffice soffice.exe，未生成页面 PNG；保留同步后的源文档，版式待可用渲染器复核。</w:t>
+      </w:r>
+    </w:p>
+    <w:p>
+      <w:pPr>
+        <w:spacing w:after="80"/>
+        <w:pBdr>
+          <w:left w:val="single" w:sz="18" w:space="7" w:color="2E74B5"/>
+        </w:pBdr>
+      </w:pPr>
+      <w:r>
+        <w:rPr>
+          <w:rFonts w:ascii="Calibri" w:hAnsi="Calibri" w:eastAsia="Microsoft YaHei"/>
+          <w:b/>
+          <w:color w:val="2E74B5"/>
+          <w:sz w:val="18"/>
+        </w:rPr>
+        <w:t>验证记录：首次全仓并行测试触发既有大检索用例 5 秒超时；按包顺序执行 pnpm -r --no-bail --workspace-concurrency=1 --if-present test 后 1298 项全部通过，未调整测试阈值。浏览器验证初始仅请求缩略图、放大后才请求原图、点击后才读取音频，三个宽度均无页面／卡片横向溢出或浏览器错误。打包 Worker 验证 Schema v48、默认声音解析、明确禁用持久化、项目导出与完整性检查；生产依赖安全审计无已知漏洞，35 个包许可证检查通过。未发起付费请求，未修改真实项目数据。</w:t>
+      </w:r>
+    </w:p>
+    <w:p>
+      <w:pPr>
+        <w:spacing w:after="80"/>
+        <w:pBdr>
+          <w:left w:val="single" w:sz="18" w:space="7" w:color="2E74B5"/>
+        </w:pBdr>
+      </w:pPr>
+      <w:r>
+        <w:rPr>
+          <w:rFonts w:ascii="Calibri" w:hAnsi="Calibri" w:eastAsia="Microsoft YaHei"/>
+          <w:b/>
+          <w:color w:val="2E74B5"/>
+          <w:sz w:val="18"/>
+        </w:rPr>
+        <w:t>兼容说明：旧版空媒体字段未记录“从未选择”与“主动清空”的区别，升级后统一解释为使用角色默认；本版明确选择“不使用”会单独持久化，重开后保持。</w:t>
       </w:r>
     </w:p>
     <w:p>

--- a/docs/素材库优化方案实施文档.docx
+++ b/docs/素材库优化方案实施文档.docx
@@ -4122,7 +4122,7 @@
     </w:p>
     <w:p>
       <w:r>
-        <w:t>App 负责素材库工作区面板与 selectedAssetId 深链；用户点击一级菜单“素材库”后打开或激活唯一的素材库面板，保留当前已打开的其他项目资料页面，默认展示全部未删除素材。素材库使用统一工作区面板的停靠、拖拽排序、浮动、关闭和重新打开能力。素材库内部不创建第二层侧边栏。ProductionPanel 只保留当前生成结果预览和“查看素材库”入口，不继续维护完整素材列表。列表查询状态放在 AssetLibraryView，避免 ProductionPanel 继续扩大。</w:t>
+        <w:t>App 负责素材库工作区面板与 selectedAssetId 深链；用户点击一级菜单“素材库”后打开或激活唯一的素材库面板，保留当前已打开的其他项目资料页面，默认展示全部未删除素材。素材库使用统一工作区面板的停靠、拖拽排序、浮动、关闭和重新打开能力。素材库内部不创建第二层侧边栏。ProductionPanel 仅展示参数表单与任务状态，移除独立生成结果区域及重复素材列表；视频任务通过“查看素材”打开素材库并定位结果。成功生成仍自动入库并通知所属工作区更新画廊，列表查询状态放在 AssetLibraryView。</w:t>
       </w:r>
     </w:p>
     <w:p>
@@ -4184,7 +4184,7 @@
         <w:keepLines/>
       </w:pPr>
       <w:r>
-        <w:t>生成图片直接显示预览；角色/场景图片、镜头图片及参考图、生成结果和素材详情中的预览均完整显示画面。点击图片在当前页面放大查看，可通过关闭按钮、点击遮罩或 Esc 返回；一次生成多张图片时逐张预览。</w:t>
+        <w:t>生成图片在角色/场景、镜头及素材库中直接显示预览，完整显示画面；生产参数面板不再显示单独的生成结果区域。点击图片在当前页面放大查看，可通过关闭按钮、点击遮罩或 Esc 返回；一次生成多张图片时逐张预览。</w:t>
       </w:r>
     </w:p>
     <w:p>
@@ -5479,6 +5479,17 @@
       </w:r>
     </w:p>
     <w:p>
+      <w:pPr>
+        <w:spacing w:after="80"/>
+        <w:pBdr>
+          <w:left w:val="single" w:sz="18" w:space="7" w:color="2E74B5"/>
+        </w:pBdr>
+      </w:pPr>
+      <w:r>
+        <w:t>☒ R 生产参数面板收敛：功能与质量门禁完成；DOCX 版式待验收（详见 10.9）</w:t>
+      </w:r>
+    </w:p>
+    <w:p>
       <w:r>
         <w:rPr>
           <w:rFonts w:ascii="Calibri" w:hAnsi="Calibri" w:eastAsia="Microsoft YaHei"/>
@@ -6046,6 +6057,116 @@
           <w:sz w:val="18"/>
         </w:rPr>
         <w:t>兼容说明：旧版空媒体字段未记录“从未选择”与“主动清空”的区别，升级后统一解释为使用角色默认；本版明确选择“不使用”会单独持久化，重开后保持。</w:t>
+      </w:r>
+    </w:p>
+    <w:p>
+      <w:pPr>
+        <w:pStyle w:val="Heading2"/>
+      </w:pPr>
+      <w:r>
+        <w:t>10.9 生产参数面板收敛 2026-10-19</w:t>
+      </w:r>
+    </w:p>
+    <w:p>
+      <w:pPr>
+        <w:spacing w:after="80"/>
+        <w:pBdr>
+          <w:left w:val="single" w:sz="18" w:space="7" w:color="2E74B5"/>
+        </w:pBdr>
+      </w:pPr>
+      <w:r>
+        <w:rPr>
+          <w:rFonts w:ascii="Calibri" w:hAnsi="Calibri" w:eastAsia="Microsoft YaHei"/>
+          <w:b/>
+          <w:color w:val="2E74B5"/>
+          <w:sz w:val="18"/>
+        </w:rPr>
+        <w:t>用户确认生产参数中的“生成结果”区域不需要显示。在既有阶段完成基础上，依次移除结果列、收敛素材查看入口、验证并同步文档。</w:t>
+      </w:r>
+    </w:p>
+    <w:p>
+      <w:pPr>
+        <w:spacing w:after="80"/>
+        <w:pBdr>
+          <w:left w:val="single" w:sz="18" w:space="7" w:color="2E74B5"/>
+        </w:pBdr>
+      </w:pPr>
+      <w:r>
+        <w:rPr>
+          <w:rFonts w:ascii="Calibri" w:hAnsi="Calibri" w:eastAsia="Microsoft YaHei"/>
+          <w:b/>
+          <w:color w:val="2E74B5"/>
+          <w:sz w:val="18"/>
+        </w:rPr>
+        <w:t>☒ R1 界面收敛：移除右侧结果预览、空状态和重复素材列表，参数表单占满面板；清理结果专用状态、媒体读取与样式，保留图片文件参数预览。</w:t>
+      </w:r>
+    </w:p>
+    <w:p>
+      <w:pPr>
+        <w:spacing w:after="80"/>
+        <w:pBdr>
+          <w:left w:val="single" w:sz="18" w:space="7" w:color="2E74B5"/>
+        </w:pBdr>
+      </w:pPr>
+      <w:r>
+        <w:rPr>
+          <w:rFonts w:ascii="Calibri" w:hAnsi="Calibri" w:eastAsia="Microsoft YaHei"/>
+          <w:b/>
+          <w:color w:val="2E74B5"/>
+          <w:sz w:val="18"/>
+        </w:rPr>
+        <w:t>☒ R2 生成与查看：成功图片仍自动入库并通知所属工作区刷新全部图片；视频任务“查看素材”打开素材库定位结果，系统播放器与本地位置入口保留。</w:t>
+      </w:r>
+    </w:p>
+    <w:p>
+      <w:pPr>
+        <w:spacing w:after="80"/>
+        <w:pBdr>
+          <w:left w:val="single" w:sz="18" w:space="7" w:color="2E74B5"/>
+        </w:pBdr>
+      </w:pPr>
+      <w:r>
+        <w:rPr>
+          <w:rFonts w:ascii="Calibri" w:hAnsi="Calibri" w:eastAsia="Microsoft YaHei"/>
+          <w:b/>
+          <w:color w:val="2E74B5"/>
+          <w:sz w:val="18"/>
+        </w:rPr>
+        <w:t>☒ R3 回归与质量门禁：149 项聚焦测试、全仓 1579 项 JavaScript/TypeScript 测试及 Rust 158 项测试通过（1 项既有忽略）；全仓 typecheck、lint、format:check、生产构建和 diff 检查通过。Edge 浏览器在 1280、800、390、320 宽度验证表单占满面板、无结果列和横向溢出，图片生成仍自动保存并通知所属画廊更新。</w:t>
+      </w:r>
+    </w:p>
+    <w:p>
+      <w:pPr>
+        <w:spacing w:after="80"/>
+        <w:pBdr>
+          <w:left w:val="single" w:sz="18" w:space="7" w:color="2E74B5"/>
+        </w:pBdr>
+      </w:pPr>
+      <w:r>
+        <w:rPr>
+          <w:rFonts w:ascii="Calibri" w:hAnsi="Calibri" w:eastAsia="Microsoft YaHei"/>
+          <w:b/>
+          <w:color w:val="2E74B5"/>
+          <w:sz w:val="18"/>
+        </w:rPr>
+        <w:t>☒ R4 文档同步：两份 Markdown 与对应 DOCX 的确认要求同步，并验证内容一致性、ZIP 完整性及 XML 结构。</w:t>
+      </w:r>
+    </w:p>
+    <w:p>
+      <w:pPr>
+        <w:spacing w:after="80"/>
+        <w:pBdr>
+          <w:left w:val="single" w:sz="18" w:space="7" w:color="2E74B5"/>
+        </w:pBdr>
+      </w:pPr>
+      <w:r>
+        <w:rPr>
+          <w:rFonts w:ascii="Calibri" w:hAnsi="Calibri" w:eastAsia="Microsoft YaHei"/>
+          <w:b/>
+          <w:color w:val="2E74B5"/>
+          <w:sz w:val="18"/>
+        </w:rPr>
+        <w:t>☐ R5 文档版式验收：两份 DOCX 已尝试随附 render_docx.py，运行时缺少 LibreOffice soffice.exe，无法生成页面 PNG；保留已同步的内容与结构，版式待可用渲染器复核。</w:t>
       </w:r>
     </w:p>
     <w:p>

--- a/docs/素材库优化方案实施文档.docx
+++ b/docs/素材库优化方案实施文档.docx
@@ -4229,10 +4229,7 @@
         <w:keepLines/>
       </w:pPr>
       <w:r>
-        <w:rPr>
-          <w:rFonts w:ascii="Calibri" w:hAnsi="Calibri" w:eastAsia="Microsoft YaHei"/>
-        </w:rPr>
-        <w:t>ProductionPanel 的图片文件参数对本地上传图片和 asset:// 素材引用均使用 contain 完整缩略预览，并复用 ImagePreview 点击页内放大；保留文件名、文件大小，排序、替换、移除和清空后预览对应当前输入，继续保存原输入值与素材引用。</w:t>
+        <w:t>ProductionPanel 的图片文件参数对本地上传图片、asset:// 和 project-asset:// 素材引用均只显示 112 px 的 contain 完整缩略预览，使用 128 px 宽的卡片横向排列并自动换行。隐藏资源地址、文件名和文件大小，图片下方保留操作按钮，标题旁提供添加入口，并复用 ImagePreview 点击页内放大。排序、替换、移除和清空后预览对应当前输入，继续保存原输入值与素材引用；空输入仍可填写公开 URL。</w:t>
       </w:r>
     </w:p>
     <w:p>
@@ -5490,6 +5487,28 @@
       </w:r>
     </w:p>
     <w:p>
+      <w:pPr>
+        <w:spacing w:after="80"/>
+        <w:pBdr>
+          <w:left w:val="single" w:sz="18" w:space="7" w:color="2E74B5"/>
+        </w:pBdr>
+      </w:pPr>
+      <w:r>
+        <w:t>☒ T 图片参数紧凑预览：功能与质量门禁完成；DOCX 版式待验收（详见 10.10）</w:t>
+      </w:r>
+    </w:p>
+    <w:p>
+      <w:pPr>
+        <w:spacing w:after="80"/>
+        <w:pBdr>
+          <w:left w:val="single" w:sz="18" w:space="7" w:color="2E74B5"/>
+        </w:pBdr>
+      </w:pPr>
+      <w:r>
+        <w:t>☒ L 生产参数布局优化：功能与质量门禁完成；DOCX 版式待验收（详见 10.11）</w:t>
+      </w:r>
+    </w:p>
+    <w:p>
       <w:r>
         <w:rPr>
           <w:rFonts w:ascii="Calibri" w:hAnsi="Calibri" w:eastAsia="Microsoft YaHei"/>
@@ -6171,6 +6190,165 @@
     </w:p>
     <w:p>
       <w:pPr>
+        <w:pStyle w:val="Heading2"/>
+      </w:pPr>
+      <w:r>
+        <w:t>10.10 图片参数紧凑预览 2026-10-19</w:t>
+      </w:r>
+    </w:p>
+    <w:p>
+      <w:pPr>
+        <w:spacing w:after="80"/>
+        <w:pBdr>
+          <w:left w:val="single" w:sz="18" w:space="7" w:color="2E74B5"/>
+        </w:pBdr>
+      </w:pPr>
+      <w:r>
+        <w:t>用户确认生产参数中的已选图片只显示小预览图。在既有阶段完成基础上，依次修正项目图片引用识别、收敛预览行、验证并同步文档。</w:t>
+      </w:r>
+    </w:p>
+    <w:p>
+      <w:pPr>
+        <w:spacing w:after="80"/>
+        <w:pBdr>
+          <w:left w:val="single" w:sz="18" w:space="7" w:color="2E74B5"/>
+        </w:pBdr>
+      </w:pPr>
+      <w:r>
+        <w:t>☒ T1 图片展示：同时识别 asset:// 和自动填入的 project-asset:// 图片引用；本地图片与项目图片只显示 64 px 完整缩略图，隐藏地址、文件名和大小，保留放大、替换、排序与清除操作。预览不改变草稿或提交参数中的原始引用。</w:t>
+      </w:r>
+    </w:p>
+    <w:p>
+      <w:pPr>
+        <w:spacing w:after="80"/>
+        <w:pBdr>
+          <w:left w:val="single" w:sz="18" w:space="7" w:color="2E74B5"/>
+        </w:pBdr>
+      </w:pPr>
+      <w:r>
+        <w:t>☒ T2 回归验证：61 项图片参数聚焦测试与 491 项桌面端测试通过；全仓 typecheck、lint、format:check、diff 检查和桌面生产构建通过。Edge 验证 840、390、320 px 面板及浅色主题：缩略图均为 64×64 px、无横向溢出、地址和文件信息隐藏，放大才读取原图，排序及保存保留原始引用。最终测试断言调整后的 ProductionPanel 43 项复核通过；未发起付费请求或修改真实项目数据。</w:t>
+      </w:r>
+    </w:p>
+    <w:p>
+      <w:pPr>
+        <w:spacing w:after="80"/>
+        <w:pBdr>
+          <w:left w:val="single" w:sz="18" w:space="7" w:color="2E74B5"/>
+        </w:pBdr>
+      </w:pPr>
+      <w:r>
+        <w:t>☒ T3 文档同步：两份 Markdown 与对应 DOCX 的确认规则已同步，内容一致性、ZIP 完整性与 XML 结构检查通过。</w:t>
+      </w:r>
+    </w:p>
+    <w:p>
+      <w:pPr>
+        <w:spacing w:after="80"/>
+        <w:pBdr>
+          <w:left w:val="single" w:sz="18" w:space="7" w:color="2E74B5"/>
+        </w:pBdr>
+      </w:pPr>
+      <w:r>
+        <w:t>☐ T4 DOCX 版式验收：两份 DOCX 已尝试随附 render_docx.py，诊断均为缺少 LibreOffice soffice.exe，未生成页面 PNG；保留已同步的源文档，视觉验收待可用渲染器复核。</w:t>
+      </w:r>
+    </w:p>
+    <w:p>
+      <w:pPr>
+        <w:pStyle w:val="Heading2"/>
+      </w:pPr>
+      <w:r>
+        <w:t>10.11 生产参数布局优化 2026-10-19</w:t>
+      </w:r>
+    </w:p>
+    <w:p>
+      <w:pPr>
+        <w:spacing w:after="80"/>
+        <w:pBdr>
+          <w:left w:val="single" w:sz="18" w:space="7" w:color="2E74B5"/>
+        </w:pBdr>
+      </w:pPr>
+      <w:r>
+        <w:t>用户确认继续优化生产参数布局并适当放大参考图片。替代 10.10 首次实施的 64 px 预览尺寸，沿用已确认的图片引用与隐藏文件信息规则。</w:t>
+      </w:r>
+    </w:p>
+    <w:p>
+      <w:pPr>
+        <w:spacing w:after="80"/>
+        <w:pBdr>
+          <w:left w:val="single" w:sz="18" w:space="7" w:color="2E74B5"/>
+        </w:pBdr>
+      </w:pPr>
+      <w:r>
+        <w:t>☒ L1 页面布局：内容字段与输出设置分区，提示词区域增加至至少 156 px 高；分辨率、比例、时长等控件按可用宽度排列。压缩制作状态与重新填入操作，区分保存草稿和生成主按钮，并整理保存类型选择。</w:t>
+      </w:r>
+    </w:p>
+    <w:p>
+      <w:pPr>
+        <w:spacing w:after="80"/>
+        <w:pBdr>
+          <w:left w:val="single" w:sz="18" w:space="7" w:color="2E74B5"/>
+        </w:pBdr>
+      </w:pPr>
+      <w:r>
+        <w:t>☒ L2 图片布局：112×112 px 完整预览，128 px 卡片横向排列并自动换行，图片操作移至下方，添加入口移至标题旁；继续保留放大、替换、排序、清除和原始引用。</w:t>
+      </w:r>
+    </w:p>
+    <w:p>
+      <w:pPr>
+        <w:spacing w:after="80"/>
+        <w:pBdr>
+          <w:left w:val="single" w:sz="18" w:space="7" w:color="2E74B5"/>
+        </w:pBdr>
+      </w:pPr>
+      <w:r>
+        <w:t>☒ L3 验证：62 项聚焦测试、492 项桌面端测试、全仓 typecheck、lint、format:check、diff 检查与桌面生产构建通过。Edge 验证 840、600、390、320 px 及浅色主题：112 px 预览完整显示，图片按宽度换行，输出控件和操作区无横向溢出；放大按需读取原图，排序、保存、删除及新增输入通过。顺带修复显式新增的空图片行被立即裁掉的问题，并增加回归测试；未发起付费请求或修改真实项目数据。</w:t>
+      </w:r>
+    </w:p>
+    <w:p>
+      <w:pPr>
+        <w:spacing w:after="80"/>
+        <w:pBdr>
+          <w:left w:val="single" w:sz="18" w:space="7" w:color="2E74B5"/>
+        </w:pBdr>
+      </w:pPr>
+      <w:r>
+        <w:t>☒ L4 文档同步：两份 Markdown 与对应 DOCX 的确认规则、状态和验证记录已同步，内容一致性、ZIP 完整性及 XML 结构检查通过。</w:t>
+      </w:r>
+    </w:p>
+    <w:p>
+      <w:pPr>
+        <w:spacing w:after="80"/>
+        <w:pBdr>
+          <w:left w:val="single" w:sz="18" w:space="7" w:color="2E74B5"/>
+        </w:pBdr>
+      </w:pPr>
+      <w:r>
+        <w:t>☐ L5 DOCX 版式验收：两份 DOCX 已尝试随附 render_docx.py，诊断均为缺少 LibreOffice soffice.exe，未生成页面 PNG；保留同步后的源文档，视觉验收待可用渲染器复核。</w:t>
+      </w:r>
+    </w:p>
+    <w:p>
+      <w:pPr>
+        <w:spacing w:after="80"/>
+        <w:pBdr>
+          <w:left w:val="single" w:sz="18" w:space="7" w:color="2E74B5"/>
+        </w:pBdr>
+      </w:pPr>
+      <w:r>
+        <w:t>☒ L6 结构化表单样式补齐：Wan、Seedance、MiniMax 的 media / content 参数复用同一图片预览组件，嵌套图片使用 112 px 卡片并默认隐藏资源地址；保留类型、用途、顺序、嵌套对象和原始引用，文字内容使用多行输入。移除浏览器默认的嵌套 fieldset 边框，图片、音频、视频和其他结构化字段沿用统一控件样式。497 项桌面端测试、全仓 typecheck、lint、format:check、diff 检查与桌面生产构建通过；Edge 使用 Wan 3.0、Wan 2.7、Seedance 2.0、MiniMax H3 当前合同完成 700 / 390 / 320 px 共 12 项布局检查及浅色主题截图复核，图片完整显示、无横向溢出，放大按需读取原图，保存保留原媒体对象。单测覆盖旧版合同的图片替换、排序、删除、嵌套引用和类型切换；Markdown 与 DOCX 内容和结构同步，版式限制沿用 L5。未发起付费请求或修改真实项目数据。</w:t>
+      </w:r>
+    </w:p>
+    <w:p>
+      <w:pPr>
+        <w:spacing w:after="80"/>
+        <w:pBdr>
+          <w:left w:val="single" w:sz="18" w:space="7" w:color="2E74B5"/>
+        </w:pBdr>
+      </w:pPr>
+      <w:r>
+        <w:t>☒ L7 内容优先的制作页：模型选择后直接展示提示词和参考素材，文本区至少 200 px 高；制作说明默认折叠，输出、专业参数和项目默认值集中在“更多设置”。资料过期、制作冲突及参数校验错误时自动展开对应区域；图片卡片填写说明仅在编辑地址时展示，空视频任务和无可选样本的声音区域隐藏。65 项聚焦测试、497 项桌面端测试、全仓 typecheck、lint、format:check、diff 检查与桌面生产构建通过。Edge 在普通图片列表和 Wan 结构化表单上验证 700 / 390 / 320 px 共 6 项布局及浅色主题，提示词和素材默认可见、无横向溢出，折叠设置后仍保留编辑值和原始素材引用，来源过期和参数校验错误自动展开并可见。Markdown 与 DOCX 确认规则、内容和结构同步，版式限制沿用 L5；未发起付费请求或修改真实项目数据。</w:t>
+      </w:r>
+    </w:p>
+    <w:p>
+      <w:pPr>
         <w:pStyle w:val="Heading1"/>
       </w:pPr>
       <w:r>
@@ -6379,10 +6557,7 @@
         <w:keepLines/>
       </w:pPr>
       <w:r>
-        <w:rPr>
-          <w:rFonts w:ascii="Calibri" w:hAnsi="Calibri" w:eastAsia="Microsoft YaHei"/>
-        </w:rPr>
-        <w:t>图片文件参数的本地上传和素材引用均完整显示缩略图并支持页内放大；关闭按钮、遮罩、Esc、文件信息和排序、替换、移除、清空后的预览一致性。</w:t>
+        <w:t>图片文件参数的本地上传、asset:// 和 project-asset:// 引用均只显示小缩略图并支持页内放大；校验紧凑布局、关闭按钮、遮罩、Esc 和排序、替换、移除、清空后的预览一致性，保存及提交保留原始引用。</w:t>
       </w:r>
     </w:p>
     <w:p>

--- a/docs/素材库优化方案实施文档.docx
+++ b/docs/素材库优化方案实施文档.docx
@@ -5866,6 +5866,39 @@
     </w:p>
     <w:p>
       <w:pPr>
+        <w:spacing w:after="80"/>
+        <w:pBdr>
+          <w:left w:val="single" w:sz="18" w:space="7" w:color="2E74B5"/>
+        </w:pBdr>
+      </w:pPr>
+      <w:r>
+        <w:t>☒ U7 提示词与绑定关系优先（2026-10-19）：角色/场景生图提示词区至少 260 px 高，按文档 ID 从当前场次列表展示绑定数量和跳转入口，图片紧随绑定关系，声音与历史版本折叠。场次/镜头统一使用“角色与场景绑定”，显示人数、场景和共享范围，集中“助手关联”“保存绑定”操作；镜头提示词至少 220 px 高，参考卡片按宽度换行，衔接与分镜说明置后折叠，失效衔接自动展开。完整对白未绑定时折叠，已绑定时展开；配音复用原有开关并简化收起状态。保留现有 ID、素材与声音版本、审核和保存语义。498 项桌面端测试、全仓 typecheck、lint、format:check、diff 检查及桌面生产构建通过。Edge 对角色、场景、场次、镜头分别验证 900 / 600 / 390 / 320 px，共 16 项布局及浅色主题，无横向溢出；场次跳转、保存绑定、助手关联、分镜编辑及只读限制通过。Markdown 与 DOCX 已同步并验证文本、ZIP 与 XML；版式限制沿用 U5。未发起付费请求或修改真实项目数据。</w:t>
+      </w:r>
+    </w:p>
+    <w:p>
+      <w:pPr>
+        <w:spacing w:after="80"/>
+        <w:pBdr>
+          <w:left w:val="single" w:sz="18" w:space="7" w:color="2E74B5"/>
+        </w:pBdr>
+      </w:pPr>
+      <w:r>
+        <w:t>☒ U8 提示词高度调整（2026-10-19）：角色、场景、场次和镜头提示词的最低高度统一调整为 320 px，替代 U7 首次实施的高度；支持拖动右下角纵向调整，纵向容器不压缩手动高度，不影响提示词内容和宽度。21 项页面聚焦测试、桌面生产构建、变更 CSS 格式检查与 diff 检查通过；Edge 在 700 / 390 px 的四类编辑框完成 8 项真实鼠标拖动检查，均可从 320 px 拉高到 440 px，再缩回 320 px，内容保持且无横向溢出。Markdown 与对应 DOCX 内容和结构已同步；DOCX 版式限制沿用 U5。</w:t>
+      </w:r>
+    </w:p>
+    <w:p>
+      <w:pPr>
+        <w:spacing w:after="80"/>
+        <w:pBdr>
+          <w:left w:val="single" w:sz="18" w:space="7" w:color="2E74B5"/>
+        </w:pBdr>
+      </w:pPr>
+      <w:r>
+        <w:t>☒ U9 展开入口交互统一（2026-10-19）：场次标题与箭头均可反复展开和收起镜头目录；从镜头返回场次或切换到已展开的场次时，不会由选中状态再次强制展开用户刚收起的列表。小说导出选项、设置中的手动添加模型使用同一按钮切换，并保留表单值；原生折叠和内容生产菜单复核通过。502 项桌面端测试、全仓 typecheck、lint、桌面生产构建及 diff 检查通过；Edge 完成 24 项反复展开收起检查，无浏览器错误、未触发模型创建或导出任务。Markdown 与 DOCX 文本和结构同步；DOCX 版式限制沿用 U5。</w:t>
+      </w:r>
+    </w:p>
+    <w:p>
+      <w:pPr>
         <w:pStyle w:val="Heading2"/>
       </w:pPr>
       <w:r>

--- a/docs/素材库优化方案实施文档.docx
+++ b/docs/素材库优化方案实施文档.docx
@@ -5832,7 +5832,7 @@
     <w:p>
       <w:pPr/>
       <w:r>
-        <w:t>U2 已完成：场次和镜头共用参考卡片，场景在内容区选择与解除关联；镜头显示所属场次全部角色默认图和声音，保存角色修改回写所属场次，镜头图片覆盖与首帧保留。生成时使用全部已解析的角色图片，继承不会写成镜头覆盖。</w:t>
+        <w:t>U2 已完成：场次和镜头共用参考卡片，场景在内容区选择与解除关联；镜头显示所属场次全部角色默认图和声音，保存角色修改回写所属场次，镜头图片覆盖与首帧保留。2026-10-20 用户确认调整自动填表范围：单镜及分镜段仅按该范围结构化指令明确声明的角色解析默认参考图和声音；完整场次保留整场角色。旧数据角色声明未知或指令过期时保留场次继承，不按姓名或正文猜测。人工选图、镜头覆盖及首帧继续保留，最终生成以用户表单为准，继承不会写成镜头覆盖。</w:t>
       </w:r>
     </w:p>
     <w:p>

--- a/docs/素材库优化方案实施文档.docx
+++ b/docs/素材库优化方案实施文档.docx
@@ -6382,6 +6382,211 @@
     </w:p>
     <w:p>
       <w:pPr>
+        <w:pStyle w:val="Heading2"/>
+      </w:pPr>
+      <w:r>
+        <w:t>10.12 场镜 IR 引用与实际绑定衔接修复 2026-10-22</w:t>
+      </w:r>
+    </w:p>
+    <w:p>
+      <w:pPr/>
+      <w:r>
+        <w:t>☒ B1 保存衔接：场次制作 IR 中明确选择的角色 ID、单一场景 ID 写入既有角色／场景关系，普通保存、变更集及分批场镜提交共用相同规则；保留人工图片、历史声音版本与“不使用”设置。不按正文或开放 data 推断绑定，多场景引用不任意选定主场景。</w:t>
+      </w:r>
+    </w:p>
+    <w:p>
+      <w:pPr/>
+      <w:r>
+        <w:t>☒ B2 制作输入：单镜头与分镜段使用明确声明的角色范围，空列表表示无角色、缺省列表沿用场次；整场制作保留整场角色。场景与独立道具资料引用可解析到已生成图片，后补图片在制作时可用；资料版本与媒体状态进入来源检查，人工表单输入优先。</w:t>
+      </w:r>
+    </w:p>
+    <w:p>
+      <w:pPr/>
+      <w:r>
+        <w:t>☒ B3 旧数据兼容：Schema v61 增加一次性处理标记，只在可写打开项目时补齐旧 IR 引用对应的空关系，保留非空人工绑定，跳过失效引用或正文已变的 IR。修复与标记在事务内，后续人工解除绑定不恢复；项目升级沿用既有本地备份。</w:t>
+      </w:r>
+    </w:p>
+    <w:p>
+      <w:pPr/>
+      <w:r>
+        <w:t>☒ B4 最终验证：全仓 pnpm test 1762 项通过；最终补充“保留旧指令已过期但新 IR 角色声明有效”的回归后，制作／绑定定向 38 项通过。迁移定向 24 项、Native/Pi 分批恢复 50 项及真实项目副本升级验证通过；最终 pnpm build、pnpm typecheck、pnpm lint、pnpm format:check 与 git diff --check 通过。Vite 仅保留既有主包超过 500 kB 的体积提示，未修改真实项目数据库，未发起付费生成。</w:t>
+      </w:r>
+    </w:p>
+    <w:p>
+      <w:pPr/>
+      <w:r>
+        <w:t>本次为已确认规则的实现缺口修复，未改变产品决策。真实项目副本含 4 个场次、15 个镜头，修复后角色数为 2 / 2 / 2 / 1，4 个场次均绑定原 IR 明确引用的场景；场次与镜头正文、ID、IR 保留，二次打开不重复修改。原项目数据库未被该验证写入。</w:t>
+      </w:r>
+    </w:p>
+    <w:p>
+      <w:pPr>
+        <w:pStyle w:val="Heading2"/>
+      </w:pPr>
+      <w:r>
+        <w:t>10.13 道具生图入口与类型归属修复 2026-10-22</w:t>
+      </w:r>
+    </w:p>
+    <w:p>
+      <w:pPr/>
+      <w:r>
+        <w:t>☒ I1 制作入口：道具资料页提供“生成道具图”，沿用文生图的模型选择、可编辑提示词和费用确认；无标题、空正文及只读时禁用。已有道具按文档 ID 关联生成结果，未保存道具先保存草稿，角色声音仍只对角色显示。</w:t>
+      </w:r>
+    </w:p>
+    <w:p>
+      <w:pPr/>
+      <w:r>
+        <w:t>☒ I2 类型与来源：图片合同、IPC 校验和 Agent 生图草稿支持 prop，保存类型随任务快照冻结，确认生成后按实际类型入库。道具文档不冒充角色或场景的旧制作目标；来源限当前项目有效制作道具，拒绝混用镜头或旧制作来源。图库及放大预览复用现有组件，成功后刷新所属道具图片。</w:t>
+      </w:r>
+    </w:p>
+    <w:p>
+      <w:pPr/>
+      <w:r>
+        <w:t>☒ I3 最终验证：254 项定向测试与全仓 pnpm test 的 1,781 项 TypeScript/JavaScript 测试通过；全仓 pnpm build、pnpm typecheck、pnpm lint、pnpm format:check 和 git diff --check 通过。Vite 仅提示主包超过 500 kB，未修改真实项目数据库，未发起付费生成。</w:t>
+      </w:r>
+    </w:p>
+    <w:p>
+      <w:pPr/>
+      <w:r>
+        <w:t>本次补齐独立道具资料的既有生图与素材归属链路，未改变素材库已确认的入库、手动分组、拖拽快照和本地优先规则。验证使用临时项目与模拟 Provider，不修改真实项目数据库，不发起付费生成。</w:t>
+      </w:r>
+    </w:p>
+    <w:p>
+      <w:pPr>
+        <w:pStyle w:val="Heading2"/>
+      </w:pPr>
+      <w:r>
+        <w:t>10.14 目录类型筛选与单镜角色声明修复 2026-10-23</w:t>
+      </w:r>
+    </w:p>
+    <w:p>
+      <w:pPr/>
+      <w:r>
+        <w:t>用户确认道具可以为空，角色和场景不能混入道具；单镜使用参考图时应包含提示词中实际出镜的角色。审计与实施范围见 修复记录（./code-traces/2026-10-23-reference-types-and-cast.md）。</w:t>
+      </w:r>
+    </w:p>
+    <w:p>
+      <w:pPr/>
+      <w:r>
+        <w:t>☒ M1 审计：只读核对实际项目的文档类型、场次绑定、镜头 IR 与参考图来源，确认屋外雨坪为场景、顾清影缺席源于单镜 IR 漏列；未写入实际项目数据库。</w:t>
+      </w:r>
+    </w:p>
+    <w:p>
+      <w:pPr/>
+      <w:r>
+        <w:t>☒ M2 目录筛选：当前文档不再绕过类型条件，角色与场景切入道具筛选后不混入列表；保留编辑器和未保存内容，不自动改写文档类型。</w:t>
+      </w:r>
+    </w:p>
+    <w:p>
+      <w:pPr/>
+      <w:r>
+        <w:t>☒ M3 IR 声明与聚焦回归：工具字段、Native/Pi 共用声明及默认会话模板明确类别和完整出镜范围，道具允许空；验证错误类型 ID 被拒绝、明确出镜角色传入图生视频、空声明与缺省继承。已有用户会话模板不被覆盖，系统不猜测漏列角色。</w:t>
+      </w:r>
+    </w:p>
+    <w:p>
+      <w:pPr/>
+      <w:r>
+        <w:t>☒ M4 最终门禁与文档内容同步：全仓 1,720 项 JavaScript/TypeScript 测试、167 项 Rust 测试通过（1 项既有忽略）；typecheck、lint、format:check、生产构建、Rust 格式检查和 diff 检查通过。两份 Markdown 与对应 DOCX 的确认规则、实施状态、内容一致性、ZIP 完整性和 XML 结构已核对。未修改真实项目数据库，未发起付费生成。</w:t>
+      </w:r>
+    </w:p>
+    <w:p>
+      <w:pPr/>
+      <w:r>
+        <w:t>☐ M5 DOCX 版式验收：两份 DOCX 已尝试随附 render_docx.py，均因缺少 LibreOffice soffice.exe 而未生成页面 PNG；保留同步后的源文档，视觉验收待可用渲染器复核。</w:t>
+      </w:r>
+    </w:p>
+    <w:p>
+      <w:pPr>
+        <w:pStyle w:val="Heading2"/>
+      </w:pPr>
+      <w:r>
+        <w:rPr>
+          <w:color w:val="000000"/>
+        </w:rPr>
+        <w:t>10.15 提示词内联素材引用 2026-10-23</w:t>
+      </w:r>
+    </w:p>
+    <w:p>
+      <w:pPr/>
+      <w:r>
+        <w:t>范围与审计见 实施记录（./code-traces/2026-10-23-inline-prompt-references.md）。按以下顺序实施。</w:t>
+      </w:r>
+    </w:p>
+    <w:p>
+      <w:pPr/>
+      <w:r>
+        <w:t>☒ N1 审计与计划：核对普通 prompt、结构化 content、素材顺序、声音及 Agent 直接提交流程；确定复用参数快照，不新增业务 IR 或数据库结构。</w:t>
+      </w:r>
+    </w:p>
+    <w:p>
+      <w:pPr/>
+      <w:r>
+        <w:t>☒ N2 共用引用投影与编辑器：按真实输入身份和官方编号显示图片缩略图、音频与视频标签；验证换行、插入、剪贴、撤销、中文输入及标签边界删除，正文仅保存普通字符串。</w:t>
+      </w:r>
+    </w:p>
+    <w:p>
+      <w:pPr/>
+      <w:r>
+        <w:t>☒ N3 表单集成与聚焦验证：制作面板、Agent 表单及结构化 content 文本共享组件；93 项桌面聚焦测试、7 项共享投影测试及真实 Edge 浏览器验证通过，覆盖重排、移除、结构化参数恢复、声音版本快照和审核后直接提交。</w:t>
+      </w:r>
+    </w:p>
+    <w:p>
+      <w:pPr/>
+      <w:r>
+        <w:t>☒ N4 最终质量门禁与 Markdown/DOCX 内容同步：全仓 1,744 项 JavaScript/TypeScript 测试及 167 项 Rust 测试通过（1 项既有忽略）；typecheck、lint、format:check、生产构建、Rust 格式及 diff 检查通过。两份 DOCX 的新增规则、实施状态、原有内容保留、ZIP 完整性与 XML 结构核对通过；未修改真实项目数据库，未发起付费生成。</w:t>
+      </w:r>
+    </w:p>
+    <w:p>
+      <w:pPr/>
+      <w:r>
+        <w:t>☐ N5 DOCX 页面渲染与视觉验收：当前环境缺少 LibreOffice soffice.exe，随附 render_docx.py 无法生成页面 PNG；同步后的源文档保留，版式验收待可用渲染器复核。</w:t>
+      </w:r>
+    </w:p>
+    <w:p>
+      <w:pPr>
+        <w:pStyle w:val="Heading2"/>
+      </w:pPr>
+      <w:r>
+        <w:t>10.16 Agent 按需媒体关联读取 2026-10-23</w:t>
+      </w:r>
+    </w:p>
+    <w:p>
+      <w:pPr/>
+      <w:r>
+        <w:t>范围与审计见 实施记录（./code-traces/2026-10-23-agent-media-read-model.md）。按以下顺序实施。</w:t>
+      </w:r>
+    </w:p>
+    <w:p>
+      <w:pPr/>
+      <w:r>
+        <w:t>☒ R1 审计现有默认图片、手动覆盖、禁用、来源记录与 Agent 读取边界。</w:t>
+      </w:r>
+    </w:p>
+    <w:p>
+      <w:pPr/>
+      <w:r>
+        <w:t>☒ R2 复用制作解析逻辑，增加 production.read / scene.read 的 view=media；区分候选、选用、禁用、不可用及模型适配前的输入顺序，不把 assetId 写入 IR references。</w:t>
+      </w:r>
+    </w:p>
+    <w:p>
+      <w:pPr/>
+      <w:r>
+        <w:t>☒ R3 扩展 asset.get 的只读来源信息；返回当前项目允许的文档、任务与输入素材 ID，排除路径、签名 URL 与 Provider 私密字段。</w:t>
+      </w:r>
+    </w:p>
+    <w:p>
+      <w:pPr/>
+      <w:r>
+        <w:t>☐ R5 DOCX 页面渲染：两份文档的 DOCX 文字同步、原段落／表格保留、ZIP 与 XML 结构检查通过；随附渲染器因缺少 LibreOffice soffice.exe 无法生成页面 PNG，版式验收待有渲染器时复核。</w:t>
+      </w:r>
+    </w:p>
+    <w:p>
+      <w:pPr/>
+      <w:r>
+        <w:t>☒ R4 最终质量门禁：Worker 全量 966 项通过；pnpm typecheck、pnpm lint、pnpm format:check、pnpm build、git diff --check 通过。</w:t>
+      </w:r>
+    </w:p>
+    <w:p>
+      <w:pPr>
         <w:pStyle w:val="Heading1"/>
       </w:pPr>
       <w:r>
